--- a/KURIKULUM2026_REVISI/DOCX/009B_CPL_KETERAMPILAN_UMUM_SISTEKIN.docx
+++ b/KURIKULUM2026_REVISI/DOCX/009B_CPL_KETERAMPILAN_UMUM_SISTEKIN.docx
@@ -112,9 +112,9 @@
       <w:r>
         <w:rPr>
           <w:color w:val="C8D2E1"/>
-          <w:sz w:val="16"/>
+          <w:sz w:val="14"/>
         </w:rPr>
-        <w:t>_________________________________________________________________________________</w:t>
+        <w:t>———————————————————————————————————————————————————————————————————————————</w:t>
       </w:r>
     </w:p>
     <w:p>
@@ -148,11 +148,11 @@
         </w:tblBorders>
       </w:tblPr>
       <w:tblGrid>
-        <w:gridCol w:w="1806"/>
-        <w:gridCol w:w="1806"/>
-        <w:gridCol w:w="1806"/>
-        <w:gridCol w:w="1806"/>
-        <w:gridCol w:w="1806"/>
+        <w:gridCol w:w="1921"/>
+        <w:gridCol w:w="1921"/>
+        <w:gridCol w:w="1921"/>
+        <w:gridCol w:w="1921"/>
+        <w:gridCol w:w="1921"/>
       </w:tblGrid>
       <w:tr>
         <w:trPr>
@@ -162,7 +162,7 @@
         </w:trPr>
         <w:tc>
           <w:tcPr>
-            <w:tcW w:type="dxa" w:w="1806"/>
+            <w:tcW w:type="dxa" w:w="1921"/>
             <w:vAlign w:val="center"/>
             <w:shd w:fill="1F3864"/>
             <w:tcMar>
@@ -190,7 +190,7 @@
         </w:tc>
         <w:tc>
           <w:tcPr>
-            <w:tcW w:type="dxa" w:w="1806"/>
+            <w:tcW w:type="dxa" w:w="1921"/>
             <w:vAlign w:val="center"/>
             <w:shd w:fill="1F3864"/>
             <w:tcMar>
@@ -218,7 +218,7 @@
         </w:tc>
         <w:tc>
           <w:tcPr>
-            <w:tcW w:type="dxa" w:w="1806"/>
+            <w:tcW w:type="dxa" w:w="1921"/>
             <w:vAlign w:val="center"/>
             <w:shd w:fill="1F3864"/>
             <w:tcMar>
@@ -246,7 +246,7 @@
         </w:tc>
         <w:tc>
           <w:tcPr>
-            <w:tcW w:type="dxa" w:w="1806"/>
+            <w:tcW w:type="dxa" w:w="1921"/>
             <w:vAlign w:val="center"/>
             <w:shd w:fill="1F3864"/>
             <w:tcMar>
@@ -274,7 +274,7 @@
         </w:tc>
         <w:tc>
           <w:tcPr>
-            <w:tcW w:type="dxa" w:w="1806"/>
+            <w:tcW w:type="dxa" w:w="1921"/>
             <w:vAlign w:val="center"/>
             <w:shd w:fill="1F3864"/>
             <w:tcMar>
@@ -307,14 +307,14 @@
         </w:trPr>
         <w:tc>
           <w:tcPr>
-            <w:tcW w:type="dxa" w:w="1806"/>
+            <w:tcW w:type="dxa" w:w="1921"/>
             <w:vAlign w:val="center"/>
             <w:shd w:fill="FFFFFF"/>
             <w:tcMar>
-              <w:top w:w="80" w:type="dxa"/>
-              <w:bottom w:w="80" w:type="dxa"/>
-              <w:left w:w="100" w:type="dxa"/>
-              <w:right w:w="100" w:type="dxa"/>
+              <w:top w:w="70" w:type="dxa"/>
+              <w:bottom w:w="70" w:type="dxa"/>
+              <w:left w:w="90" w:type="dxa"/>
+              <w:right w:w="90" w:type="dxa"/>
             </w:tcMar>
           </w:tcPr>
           <w:p>
@@ -335,14 +335,14 @@
         </w:tc>
         <w:tc>
           <w:tcPr>
-            <w:tcW w:type="dxa" w:w="1806"/>
+            <w:tcW w:type="dxa" w:w="1921"/>
             <w:vAlign w:val="center"/>
             <w:shd w:fill="FFFFFF"/>
             <w:tcMar>
-              <w:top w:w="80" w:type="dxa"/>
-              <w:bottom w:w="80" w:type="dxa"/>
-              <w:left w:w="100" w:type="dxa"/>
-              <w:right w:w="100" w:type="dxa"/>
+              <w:top w:w="70" w:type="dxa"/>
+              <w:bottom w:w="70" w:type="dxa"/>
+              <w:left w:w="90" w:type="dxa"/>
+              <w:right w:w="90" w:type="dxa"/>
             </w:tcMar>
           </w:tcPr>
           <w:p>
@@ -362,14 +362,14 @@
         </w:tc>
         <w:tc>
           <w:tcPr>
-            <w:tcW w:type="dxa" w:w="1806"/>
+            <w:tcW w:type="dxa" w:w="1921"/>
             <w:vAlign w:val="center"/>
             <w:shd w:fill="FFFFFF"/>
             <w:tcMar>
-              <w:top w:w="80" w:type="dxa"/>
-              <w:bottom w:w="80" w:type="dxa"/>
-              <w:left w:w="100" w:type="dxa"/>
-              <w:right w:w="100" w:type="dxa"/>
+              <w:top w:w="70" w:type="dxa"/>
+              <w:bottom w:w="70" w:type="dxa"/>
+              <w:left w:w="90" w:type="dxa"/>
+              <w:right w:w="90" w:type="dxa"/>
             </w:tcMar>
           </w:tcPr>
           <w:p>
@@ -389,14 +389,14 @@
         </w:tc>
         <w:tc>
           <w:tcPr>
-            <w:tcW w:type="dxa" w:w="1806"/>
+            <w:tcW w:type="dxa" w:w="1921"/>
             <w:vAlign w:val="center"/>
             <w:shd w:fill="FFFFFF"/>
             <w:tcMar>
-              <w:top w:w="80" w:type="dxa"/>
-              <w:bottom w:w="80" w:type="dxa"/>
-              <w:left w:w="100" w:type="dxa"/>
-              <w:right w:w="100" w:type="dxa"/>
+              <w:top w:w="70" w:type="dxa"/>
+              <w:bottom w:w="70" w:type="dxa"/>
+              <w:left w:w="90" w:type="dxa"/>
+              <w:right w:w="90" w:type="dxa"/>
             </w:tcMar>
           </w:tcPr>
           <w:p>
@@ -416,14 +416,14 @@
         </w:tc>
         <w:tc>
           <w:tcPr>
-            <w:tcW w:type="dxa" w:w="1806"/>
+            <w:tcW w:type="dxa" w:w="1921"/>
             <w:vAlign w:val="center"/>
             <w:shd w:fill="FFFFFF"/>
             <w:tcMar>
-              <w:top w:w="80" w:type="dxa"/>
-              <w:bottom w:w="80" w:type="dxa"/>
-              <w:left w:w="100" w:type="dxa"/>
-              <w:right w:w="100" w:type="dxa"/>
+              <w:top w:w="70" w:type="dxa"/>
+              <w:bottom w:w="70" w:type="dxa"/>
+              <w:left w:w="90" w:type="dxa"/>
+              <w:right w:w="90" w:type="dxa"/>
             </w:tcMar>
           </w:tcPr>
           <w:p>
@@ -449,14 +449,14 @@
         </w:trPr>
         <w:tc>
           <w:tcPr>
-            <w:tcW w:type="dxa" w:w="1806"/>
+            <w:tcW w:type="dxa" w:w="1921"/>
             <w:vAlign w:val="center"/>
             <w:shd w:fill="F2F5F9"/>
             <w:tcMar>
-              <w:top w:w="80" w:type="dxa"/>
-              <w:bottom w:w="80" w:type="dxa"/>
-              <w:left w:w="100" w:type="dxa"/>
-              <w:right w:w="100" w:type="dxa"/>
+              <w:top w:w="70" w:type="dxa"/>
+              <w:bottom w:w="70" w:type="dxa"/>
+              <w:left w:w="90" w:type="dxa"/>
+              <w:right w:w="90" w:type="dxa"/>
             </w:tcMar>
           </w:tcPr>
           <w:p>
@@ -477,14 +477,14 @@
         </w:tc>
         <w:tc>
           <w:tcPr>
-            <w:tcW w:type="dxa" w:w="1806"/>
+            <w:tcW w:type="dxa" w:w="1921"/>
             <w:vAlign w:val="center"/>
             <w:shd w:fill="F2F5F9"/>
             <w:tcMar>
-              <w:top w:w="80" w:type="dxa"/>
-              <w:bottom w:w="80" w:type="dxa"/>
-              <w:left w:w="100" w:type="dxa"/>
-              <w:right w:w="100" w:type="dxa"/>
+              <w:top w:w="70" w:type="dxa"/>
+              <w:bottom w:w="70" w:type="dxa"/>
+              <w:left w:w="90" w:type="dxa"/>
+              <w:right w:w="90" w:type="dxa"/>
             </w:tcMar>
           </w:tcPr>
           <w:p>
@@ -504,14 +504,14 @@
         </w:tc>
         <w:tc>
           <w:tcPr>
-            <w:tcW w:type="dxa" w:w="1806"/>
+            <w:tcW w:type="dxa" w:w="1921"/>
             <w:vAlign w:val="center"/>
             <w:shd w:fill="F2F5F9"/>
             <w:tcMar>
-              <w:top w:w="80" w:type="dxa"/>
-              <w:bottom w:w="80" w:type="dxa"/>
-              <w:left w:w="100" w:type="dxa"/>
-              <w:right w:w="100" w:type="dxa"/>
+              <w:top w:w="70" w:type="dxa"/>
+              <w:bottom w:w="70" w:type="dxa"/>
+              <w:left w:w="90" w:type="dxa"/>
+              <w:right w:w="90" w:type="dxa"/>
             </w:tcMar>
           </w:tcPr>
           <w:p>
@@ -531,14 +531,14 @@
         </w:tc>
         <w:tc>
           <w:tcPr>
-            <w:tcW w:type="dxa" w:w="1806"/>
+            <w:tcW w:type="dxa" w:w="1921"/>
             <w:vAlign w:val="center"/>
             <w:shd w:fill="F2F5F9"/>
             <w:tcMar>
-              <w:top w:w="80" w:type="dxa"/>
-              <w:bottom w:w="80" w:type="dxa"/>
-              <w:left w:w="100" w:type="dxa"/>
-              <w:right w:w="100" w:type="dxa"/>
+              <w:top w:w="70" w:type="dxa"/>
+              <w:bottom w:w="70" w:type="dxa"/>
+              <w:left w:w="90" w:type="dxa"/>
+              <w:right w:w="90" w:type="dxa"/>
             </w:tcMar>
           </w:tcPr>
           <w:p>
@@ -558,14 +558,14 @@
         </w:tc>
         <w:tc>
           <w:tcPr>
-            <w:tcW w:type="dxa" w:w="1806"/>
+            <w:tcW w:type="dxa" w:w="1921"/>
             <w:vAlign w:val="center"/>
             <w:shd w:fill="F2F5F9"/>
             <w:tcMar>
-              <w:top w:w="80" w:type="dxa"/>
-              <w:bottom w:w="80" w:type="dxa"/>
-              <w:left w:w="100" w:type="dxa"/>
-              <w:right w:w="100" w:type="dxa"/>
+              <w:top w:w="70" w:type="dxa"/>
+              <w:bottom w:w="70" w:type="dxa"/>
+              <w:left w:w="90" w:type="dxa"/>
+              <w:right w:w="90" w:type="dxa"/>
             </w:tcMar>
           </w:tcPr>
           <w:p>
@@ -591,14 +591,14 @@
         </w:trPr>
         <w:tc>
           <w:tcPr>
-            <w:tcW w:type="dxa" w:w="1806"/>
+            <w:tcW w:type="dxa" w:w="1921"/>
             <w:vAlign w:val="center"/>
             <w:shd w:fill="FFFFFF"/>
             <w:tcMar>
-              <w:top w:w="80" w:type="dxa"/>
-              <w:bottom w:w="80" w:type="dxa"/>
-              <w:left w:w="100" w:type="dxa"/>
-              <w:right w:w="100" w:type="dxa"/>
+              <w:top w:w="70" w:type="dxa"/>
+              <w:bottom w:w="70" w:type="dxa"/>
+              <w:left w:w="90" w:type="dxa"/>
+              <w:right w:w="90" w:type="dxa"/>
             </w:tcMar>
           </w:tcPr>
           <w:p>
@@ -619,14 +619,14 @@
         </w:tc>
         <w:tc>
           <w:tcPr>
-            <w:tcW w:type="dxa" w:w="1806"/>
+            <w:tcW w:type="dxa" w:w="1921"/>
             <w:vAlign w:val="center"/>
             <w:shd w:fill="FFFFFF"/>
             <w:tcMar>
-              <w:top w:w="80" w:type="dxa"/>
-              <w:bottom w:w="80" w:type="dxa"/>
-              <w:left w:w="100" w:type="dxa"/>
-              <w:right w:w="100" w:type="dxa"/>
+              <w:top w:w="70" w:type="dxa"/>
+              <w:bottom w:w="70" w:type="dxa"/>
+              <w:left w:w="90" w:type="dxa"/>
+              <w:right w:w="90" w:type="dxa"/>
             </w:tcMar>
           </w:tcPr>
           <w:p>
@@ -663,14 +663,14 @@
         </w:tc>
         <w:tc>
           <w:tcPr>
-            <w:tcW w:type="dxa" w:w="1806"/>
+            <w:tcW w:type="dxa" w:w="1921"/>
             <w:vAlign w:val="center"/>
             <w:shd w:fill="FFFFFF"/>
             <w:tcMar>
-              <w:top w:w="80" w:type="dxa"/>
-              <w:bottom w:w="80" w:type="dxa"/>
-              <w:left w:w="100" w:type="dxa"/>
-              <w:right w:w="100" w:type="dxa"/>
+              <w:top w:w="70" w:type="dxa"/>
+              <w:bottom w:w="70" w:type="dxa"/>
+              <w:left w:w="90" w:type="dxa"/>
+              <w:right w:w="90" w:type="dxa"/>
             </w:tcMar>
           </w:tcPr>
           <w:p>
@@ -690,14 +690,14 @@
         </w:tc>
         <w:tc>
           <w:tcPr>
-            <w:tcW w:type="dxa" w:w="1806"/>
+            <w:tcW w:type="dxa" w:w="1921"/>
             <w:vAlign w:val="center"/>
             <w:shd w:fill="FFFFFF"/>
             <w:tcMar>
-              <w:top w:w="80" w:type="dxa"/>
-              <w:bottom w:w="80" w:type="dxa"/>
-              <w:left w:w="100" w:type="dxa"/>
-              <w:right w:w="100" w:type="dxa"/>
+              <w:top w:w="70" w:type="dxa"/>
+              <w:bottom w:w="70" w:type="dxa"/>
+              <w:left w:w="90" w:type="dxa"/>
+              <w:right w:w="90" w:type="dxa"/>
             </w:tcMar>
           </w:tcPr>
           <w:p>
@@ -717,14 +717,14 @@
         </w:tc>
         <w:tc>
           <w:tcPr>
-            <w:tcW w:type="dxa" w:w="1806"/>
+            <w:tcW w:type="dxa" w:w="1921"/>
             <w:vAlign w:val="center"/>
             <w:shd w:fill="FFFFFF"/>
             <w:tcMar>
-              <w:top w:w="80" w:type="dxa"/>
-              <w:bottom w:w="80" w:type="dxa"/>
-              <w:left w:w="100" w:type="dxa"/>
-              <w:right w:w="100" w:type="dxa"/>
+              <w:top w:w="70" w:type="dxa"/>
+              <w:bottom w:w="70" w:type="dxa"/>
+              <w:left w:w="90" w:type="dxa"/>
+              <w:right w:w="90" w:type="dxa"/>
             </w:tcMar>
           </w:tcPr>
           <w:p>
@@ -747,7 +747,7 @@
     </w:tbl>
     <w:p>
       <w:pPr>
-        <w:spacing w:after="120"/>
+        <w:spacing w:after="100"/>
       </w:pPr>
     </w:p>
     <w:p>
@@ -757,9 +757,9 @@
       <w:r>
         <w:rPr>
           <w:color w:val="C8D2E1"/>
-          <w:sz w:val="16"/>
+          <w:sz w:val="14"/>
         </w:rPr>
-        <w:t>_________________________________________________________________________________</w:t>
+        <w:t>———————————————————————————————————————————————————————————————————————————</w:t>
       </w:r>
     </w:p>
     <w:p>
@@ -793,9 +793,9 @@
         </w:tblBorders>
       </w:tblPr>
       <w:tblGrid>
-        <w:gridCol w:w="3010"/>
-        <w:gridCol w:w="3010"/>
-        <w:gridCol w:w="3010"/>
+        <w:gridCol w:w="3202"/>
+        <w:gridCol w:w="3202"/>
+        <w:gridCol w:w="3202"/>
       </w:tblGrid>
       <w:tr>
         <w:trPr>
@@ -805,7 +805,7 @@
         </w:trPr>
         <w:tc>
           <w:tcPr>
-            <w:tcW w:type="dxa" w:w="3010"/>
+            <w:tcW w:type="dxa" w:w="3202"/>
             <w:vAlign w:val="center"/>
             <w:shd w:fill="1F3864"/>
             <w:tcMar>
@@ -833,7 +833,7 @@
         </w:tc>
         <w:tc>
           <w:tcPr>
-            <w:tcW w:type="dxa" w:w="3010"/>
+            <w:tcW w:type="dxa" w:w="3202"/>
             <w:vAlign w:val="center"/>
             <w:shd w:fill="1F3864"/>
             <w:tcMar>
@@ -861,7 +861,7 @@
         </w:tc>
         <w:tc>
           <w:tcPr>
-            <w:tcW w:type="dxa" w:w="3010"/>
+            <w:tcW w:type="dxa" w:w="3202"/>
             <w:vAlign w:val="center"/>
             <w:shd w:fill="1F3864"/>
             <w:tcMar>
@@ -894,14 +894,14 @@
         </w:trPr>
         <w:tc>
           <w:tcPr>
-            <w:tcW w:type="dxa" w:w="3010"/>
+            <w:tcW w:type="dxa" w:w="3202"/>
             <w:vAlign w:val="center"/>
             <w:shd w:fill="FFFFFF"/>
             <w:tcMar>
-              <w:top w:w="80" w:type="dxa"/>
-              <w:bottom w:w="80" w:type="dxa"/>
-              <w:left w:w="100" w:type="dxa"/>
-              <w:right w:w="100" w:type="dxa"/>
+              <w:top w:w="70" w:type="dxa"/>
+              <w:bottom w:w="70" w:type="dxa"/>
+              <w:left w:w="90" w:type="dxa"/>
+              <w:right w:w="90" w:type="dxa"/>
             </w:tcMar>
           </w:tcPr>
           <w:p>
@@ -922,14 +922,14 @@
         </w:tc>
         <w:tc>
           <w:tcPr>
-            <w:tcW w:type="dxa" w:w="3010"/>
+            <w:tcW w:type="dxa" w:w="3202"/>
             <w:vAlign w:val="center"/>
             <w:shd w:fill="FFFFFF"/>
             <w:tcMar>
-              <w:top w:w="80" w:type="dxa"/>
-              <w:bottom w:w="80" w:type="dxa"/>
-              <w:left w:w="100" w:type="dxa"/>
-              <w:right w:w="100" w:type="dxa"/>
+              <w:top w:w="70" w:type="dxa"/>
+              <w:bottom w:w="70" w:type="dxa"/>
+              <w:left w:w="90" w:type="dxa"/>
+              <w:right w:w="90" w:type="dxa"/>
             </w:tcMar>
           </w:tcPr>
           <w:p>
@@ -949,14 +949,14 @@
         </w:tc>
         <w:tc>
           <w:tcPr>
-            <w:tcW w:type="dxa" w:w="3010"/>
+            <w:tcW w:type="dxa" w:w="3202"/>
             <w:vAlign w:val="center"/>
             <w:shd w:fill="FFFFFF"/>
             <w:tcMar>
-              <w:top w:w="80" w:type="dxa"/>
-              <w:bottom w:w="80" w:type="dxa"/>
-              <w:left w:w="100" w:type="dxa"/>
-              <w:right w:w="100" w:type="dxa"/>
+              <w:top w:w="70" w:type="dxa"/>
+              <w:bottom w:w="70" w:type="dxa"/>
+              <w:left w:w="90" w:type="dxa"/>
+              <w:right w:w="90" w:type="dxa"/>
             </w:tcMar>
           </w:tcPr>
           <w:p>
@@ -982,14 +982,14 @@
         </w:trPr>
         <w:tc>
           <w:tcPr>
-            <w:tcW w:type="dxa" w:w="3010"/>
+            <w:tcW w:type="dxa" w:w="3202"/>
             <w:vAlign w:val="center"/>
             <w:shd w:fill="F2F5F9"/>
             <w:tcMar>
-              <w:top w:w="80" w:type="dxa"/>
-              <w:bottom w:w="80" w:type="dxa"/>
-              <w:left w:w="100" w:type="dxa"/>
-              <w:right w:w="100" w:type="dxa"/>
+              <w:top w:w="70" w:type="dxa"/>
+              <w:bottom w:w="70" w:type="dxa"/>
+              <w:left w:w="90" w:type="dxa"/>
+              <w:right w:w="90" w:type="dxa"/>
             </w:tcMar>
           </w:tcPr>
           <w:p>
@@ -1010,14 +1010,14 @@
         </w:tc>
         <w:tc>
           <w:tcPr>
-            <w:tcW w:type="dxa" w:w="3010"/>
+            <w:tcW w:type="dxa" w:w="3202"/>
             <w:vAlign w:val="center"/>
             <w:shd w:fill="F2F5F9"/>
             <w:tcMar>
-              <w:top w:w="80" w:type="dxa"/>
-              <w:bottom w:w="80" w:type="dxa"/>
-              <w:left w:w="100" w:type="dxa"/>
-              <w:right w:w="100" w:type="dxa"/>
+              <w:top w:w="70" w:type="dxa"/>
+              <w:bottom w:w="70" w:type="dxa"/>
+              <w:left w:w="90" w:type="dxa"/>
+              <w:right w:w="90" w:type="dxa"/>
             </w:tcMar>
           </w:tcPr>
           <w:p>
@@ -1037,14 +1037,14 @@
         </w:tc>
         <w:tc>
           <w:tcPr>
-            <w:tcW w:type="dxa" w:w="3010"/>
+            <w:tcW w:type="dxa" w:w="3202"/>
             <w:vAlign w:val="center"/>
             <w:shd w:fill="F2F5F9"/>
             <w:tcMar>
-              <w:top w:w="80" w:type="dxa"/>
-              <w:bottom w:w="80" w:type="dxa"/>
-              <w:left w:w="100" w:type="dxa"/>
-              <w:right w:w="100" w:type="dxa"/>
+              <w:top w:w="70" w:type="dxa"/>
+              <w:bottom w:w="70" w:type="dxa"/>
+              <w:left w:w="90" w:type="dxa"/>
+              <w:right w:w="90" w:type="dxa"/>
             </w:tcMar>
           </w:tcPr>
           <w:p>
@@ -1070,14 +1070,14 @@
         </w:trPr>
         <w:tc>
           <w:tcPr>
-            <w:tcW w:type="dxa" w:w="3010"/>
+            <w:tcW w:type="dxa" w:w="3202"/>
             <w:vAlign w:val="center"/>
             <w:shd w:fill="FFFFFF"/>
             <w:tcMar>
-              <w:top w:w="80" w:type="dxa"/>
-              <w:bottom w:w="80" w:type="dxa"/>
-              <w:left w:w="100" w:type="dxa"/>
-              <w:right w:w="100" w:type="dxa"/>
+              <w:top w:w="70" w:type="dxa"/>
+              <w:bottom w:w="70" w:type="dxa"/>
+              <w:left w:w="90" w:type="dxa"/>
+              <w:right w:w="90" w:type="dxa"/>
             </w:tcMar>
           </w:tcPr>
           <w:p>
@@ -1098,14 +1098,14 @@
         </w:tc>
         <w:tc>
           <w:tcPr>
-            <w:tcW w:type="dxa" w:w="3010"/>
+            <w:tcW w:type="dxa" w:w="3202"/>
             <w:vAlign w:val="center"/>
             <w:shd w:fill="FFFFFF"/>
             <w:tcMar>
-              <w:top w:w="80" w:type="dxa"/>
-              <w:bottom w:w="80" w:type="dxa"/>
-              <w:left w:w="100" w:type="dxa"/>
-              <w:right w:w="100" w:type="dxa"/>
+              <w:top w:w="70" w:type="dxa"/>
+              <w:bottom w:w="70" w:type="dxa"/>
+              <w:left w:w="90" w:type="dxa"/>
+              <w:right w:w="90" w:type="dxa"/>
             </w:tcMar>
           </w:tcPr>
           <w:p>
@@ -1125,14 +1125,14 @@
         </w:tc>
         <w:tc>
           <w:tcPr>
-            <w:tcW w:type="dxa" w:w="3010"/>
+            <w:tcW w:type="dxa" w:w="3202"/>
             <w:vAlign w:val="center"/>
             <w:shd w:fill="FFFFFF"/>
             <w:tcMar>
-              <w:top w:w="80" w:type="dxa"/>
-              <w:bottom w:w="80" w:type="dxa"/>
-              <w:left w:w="100" w:type="dxa"/>
-              <w:right w:w="100" w:type="dxa"/>
+              <w:top w:w="70" w:type="dxa"/>
+              <w:bottom w:w="70" w:type="dxa"/>
+              <w:left w:w="90" w:type="dxa"/>
+              <w:right w:w="90" w:type="dxa"/>
             </w:tcMar>
           </w:tcPr>
           <w:p>
@@ -1158,14 +1158,14 @@
         </w:trPr>
         <w:tc>
           <w:tcPr>
-            <w:tcW w:type="dxa" w:w="3010"/>
+            <w:tcW w:type="dxa" w:w="3202"/>
             <w:vAlign w:val="center"/>
             <w:shd w:fill="F2F5F9"/>
             <w:tcMar>
-              <w:top w:w="80" w:type="dxa"/>
-              <w:bottom w:w="80" w:type="dxa"/>
-              <w:left w:w="100" w:type="dxa"/>
-              <w:right w:w="100" w:type="dxa"/>
+              <w:top w:w="70" w:type="dxa"/>
+              <w:bottom w:w="70" w:type="dxa"/>
+              <w:left w:w="90" w:type="dxa"/>
+              <w:right w:w="90" w:type="dxa"/>
             </w:tcMar>
           </w:tcPr>
           <w:p>
@@ -1186,14 +1186,14 @@
         </w:tc>
         <w:tc>
           <w:tcPr>
-            <w:tcW w:type="dxa" w:w="3010"/>
+            <w:tcW w:type="dxa" w:w="3202"/>
             <w:vAlign w:val="center"/>
             <w:shd w:fill="F2F5F9"/>
             <w:tcMar>
-              <w:top w:w="80" w:type="dxa"/>
-              <w:bottom w:w="80" w:type="dxa"/>
-              <w:left w:w="100" w:type="dxa"/>
-              <w:right w:w="100" w:type="dxa"/>
+              <w:top w:w="70" w:type="dxa"/>
+              <w:bottom w:w="70" w:type="dxa"/>
+              <w:left w:w="90" w:type="dxa"/>
+              <w:right w:w="90" w:type="dxa"/>
             </w:tcMar>
           </w:tcPr>
           <w:p>
@@ -1213,14 +1213,14 @@
         </w:tc>
         <w:tc>
           <w:tcPr>
-            <w:tcW w:type="dxa" w:w="3010"/>
+            <w:tcW w:type="dxa" w:w="3202"/>
             <w:vAlign w:val="center"/>
             <w:shd w:fill="F2F5F9"/>
             <w:tcMar>
-              <w:top w:w="80" w:type="dxa"/>
-              <w:bottom w:w="80" w:type="dxa"/>
-              <w:left w:w="100" w:type="dxa"/>
-              <w:right w:w="100" w:type="dxa"/>
+              <w:top w:w="70" w:type="dxa"/>
+              <w:bottom w:w="70" w:type="dxa"/>
+              <w:left w:w="90" w:type="dxa"/>
+              <w:right w:w="90" w:type="dxa"/>
             </w:tcMar>
           </w:tcPr>
           <w:p>
@@ -1246,14 +1246,14 @@
         </w:trPr>
         <w:tc>
           <w:tcPr>
-            <w:tcW w:type="dxa" w:w="3010"/>
+            <w:tcW w:type="dxa" w:w="3202"/>
             <w:vAlign w:val="center"/>
             <w:shd w:fill="FFFFFF"/>
             <w:tcMar>
-              <w:top w:w="80" w:type="dxa"/>
-              <w:bottom w:w="80" w:type="dxa"/>
-              <w:left w:w="100" w:type="dxa"/>
-              <w:right w:w="100" w:type="dxa"/>
+              <w:top w:w="70" w:type="dxa"/>
+              <w:bottom w:w="70" w:type="dxa"/>
+              <w:left w:w="90" w:type="dxa"/>
+              <w:right w:w="90" w:type="dxa"/>
             </w:tcMar>
           </w:tcPr>
           <w:p>
@@ -1274,14 +1274,14 @@
         </w:tc>
         <w:tc>
           <w:tcPr>
-            <w:tcW w:type="dxa" w:w="3010"/>
+            <w:tcW w:type="dxa" w:w="3202"/>
             <w:vAlign w:val="center"/>
             <w:shd w:fill="FFFFFF"/>
             <w:tcMar>
-              <w:top w:w="80" w:type="dxa"/>
-              <w:bottom w:w="80" w:type="dxa"/>
-              <w:left w:w="100" w:type="dxa"/>
-              <w:right w:w="100" w:type="dxa"/>
+              <w:top w:w="70" w:type="dxa"/>
+              <w:bottom w:w="70" w:type="dxa"/>
+              <w:left w:w="90" w:type="dxa"/>
+              <w:right w:w="90" w:type="dxa"/>
             </w:tcMar>
           </w:tcPr>
           <w:p>
@@ -1301,14 +1301,14 @@
         </w:tc>
         <w:tc>
           <w:tcPr>
-            <w:tcW w:type="dxa" w:w="3010"/>
+            <w:tcW w:type="dxa" w:w="3202"/>
             <w:vAlign w:val="center"/>
             <w:shd w:fill="FFFFFF"/>
             <w:tcMar>
-              <w:top w:w="80" w:type="dxa"/>
-              <w:bottom w:w="80" w:type="dxa"/>
-              <w:left w:w="100" w:type="dxa"/>
-              <w:right w:w="100" w:type="dxa"/>
+              <w:top w:w="70" w:type="dxa"/>
+              <w:bottom w:w="70" w:type="dxa"/>
+              <w:left w:w="90" w:type="dxa"/>
+              <w:right w:w="90" w:type="dxa"/>
             </w:tcMar>
           </w:tcPr>
           <w:p>
@@ -1334,14 +1334,14 @@
         </w:trPr>
         <w:tc>
           <w:tcPr>
-            <w:tcW w:type="dxa" w:w="3010"/>
+            <w:tcW w:type="dxa" w:w="3202"/>
             <w:vAlign w:val="center"/>
             <w:shd w:fill="F2F5F9"/>
             <w:tcMar>
-              <w:top w:w="80" w:type="dxa"/>
-              <w:bottom w:w="80" w:type="dxa"/>
-              <w:left w:w="100" w:type="dxa"/>
-              <w:right w:w="100" w:type="dxa"/>
+              <w:top w:w="70" w:type="dxa"/>
+              <w:bottom w:w="70" w:type="dxa"/>
+              <w:left w:w="90" w:type="dxa"/>
+              <w:right w:w="90" w:type="dxa"/>
             </w:tcMar>
           </w:tcPr>
           <w:p>
@@ -1362,14 +1362,14 @@
         </w:tc>
         <w:tc>
           <w:tcPr>
-            <w:tcW w:type="dxa" w:w="3010"/>
+            <w:tcW w:type="dxa" w:w="3202"/>
             <w:vAlign w:val="center"/>
             <w:shd w:fill="F2F5F9"/>
             <w:tcMar>
-              <w:top w:w="80" w:type="dxa"/>
-              <w:bottom w:w="80" w:type="dxa"/>
-              <w:left w:w="100" w:type="dxa"/>
-              <w:right w:w="100" w:type="dxa"/>
+              <w:top w:w="70" w:type="dxa"/>
+              <w:bottom w:w="70" w:type="dxa"/>
+              <w:left w:w="90" w:type="dxa"/>
+              <w:right w:w="90" w:type="dxa"/>
             </w:tcMar>
           </w:tcPr>
           <w:p>
@@ -1389,14 +1389,14 @@
         </w:tc>
         <w:tc>
           <w:tcPr>
-            <w:tcW w:type="dxa" w:w="3010"/>
+            <w:tcW w:type="dxa" w:w="3202"/>
             <w:vAlign w:val="center"/>
             <w:shd w:fill="F2F5F9"/>
             <w:tcMar>
-              <w:top w:w="80" w:type="dxa"/>
-              <w:bottom w:w="80" w:type="dxa"/>
-              <w:left w:w="100" w:type="dxa"/>
-              <w:right w:w="100" w:type="dxa"/>
+              <w:top w:w="70" w:type="dxa"/>
+              <w:bottom w:w="70" w:type="dxa"/>
+              <w:left w:w="90" w:type="dxa"/>
+              <w:right w:w="90" w:type="dxa"/>
             </w:tcMar>
           </w:tcPr>
           <w:p>
@@ -1422,14 +1422,14 @@
         </w:trPr>
         <w:tc>
           <w:tcPr>
-            <w:tcW w:type="dxa" w:w="3010"/>
+            <w:tcW w:type="dxa" w:w="3202"/>
             <w:vAlign w:val="center"/>
             <w:shd w:fill="FFFFFF"/>
             <w:tcMar>
-              <w:top w:w="80" w:type="dxa"/>
-              <w:bottom w:w="80" w:type="dxa"/>
-              <w:left w:w="100" w:type="dxa"/>
-              <w:right w:w="100" w:type="dxa"/>
+              <w:top w:w="70" w:type="dxa"/>
+              <w:bottom w:w="70" w:type="dxa"/>
+              <w:left w:w="90" w:type="dxa"/>
+              <w:right w:w="90" w:type="dxa"/>
             </w:tcMar>
           </w:tcPr>
           <w:p>
@@ -1450,14 +1450,14 @@
         </w:tc>
         <w:tc>
           <w:tcPr>
-            <w:tcW w:type="dxa" w:w="3010"/>
+            <w:tcW w:type="dxa" w:w="3202"/>
             <w:vAlign w:val="center"/>
             <w:shd w:fill="FFFFFF"/>
             <w:tcMar>
-              <w:top w:w="80" w:type="dxa"/>
-              <w:bottom w:w="80" w:type="dxa"/>
-              <w:left w:w="100" w:type="dxa"/>
-              <w:right w:w="100" w:type="dxa"/>
+              <w:top w:w="70" w:type="dxa"/>
+              <w:bottom w:w="70" w:type="dxa"/>
+              <w:left w:w="90" w:type="dxa"/>
+              <w:right w:w="90" w:type="dxa"/>
             </w:tcMar>
           </w:tcPr>
           <w:p>
@@ -1477,14 +1477,14 @@
         </w:tc>
         <w:tc>
           <w:tcPr>
-            <w:tcW w:type="dxa" w:w="3010"/>
+            <w:tcW w:type="dxa" w:w="3202"/>
             <w:vAlign w:val="center"/>
             <w:shd w:fill="FFFFFF"/>
             <w:tcMar>
-              <w:top w:w="80" w:type="dxa"/>
-              <w:bottom w:w="80" w:type="dxa"/>
-              <w:left w:w="100" w:type="dxa"/>
-              <w:right w:w="100" w:type="dxa"/>
+              <w:top w:w="70" w:type="dxa"/>
+              <w:bottom w:w="70" w:type="dxa"/>
+              <w:left w:w="90" w:type="dxa"/>
+              <w:right w:w="90" w:type="dxa"/>
             </w:tcMar>
           </w:tcPr>
           <w:p>
@@ -1510,14 +1510,14 @@
         </w:trPr>
         <w:tc>
           <w:tcPr>
-            <w:tcW w:type="dxa" w:w="3010"/>
+            <w:tcW w:type="dxa" w:w="3202"/>
             <w:vAlign w:val="center"/>
             <w:shd w:fill="F2F5F9"/>
             <w:tcMar>
-              <w:top w:w="80" w:type="dxa"/>
-              <w:bottom w:w="80" w:type="dxa"/>
-              <w:left w:w="100" w:type="dxa"/>
-              <w:right w:w="100" w:type="dxa"/>
+              <w:top w:w="70" w:type="dxa"/>
+              <w:bottom w:w="70" w:type="dxa"/>
+              <w:left w:w="90" w:type="dxa"/>
+              <w:right w:w="90" w:type="dxa"/>
             </w:tcMar>
           </w:tcPr>
           <w:p>
@@ -1538,14 +1538,14 @@
         </w:tc>
         <w:tc>
           <w:tcPr>
-            <w:tcW w:type="dxa" w:w="3010"/>
+            <w:tcW w:type="dxa" w:w="3202"/>
             <w:vAlign w:val="center"/>
             <w:shd w:fill="F2F5F9"/>
             <w:tcMar>
-              <w:top w:w="80" w:type="dxa"/>
-              <w:bottom w:w="80" w:type="dxa"/>
-              <w:left w:w="100" w:type="dxa"/>
-              <w:right w:w="100" w:type="dxa"/>
+              <w:top w:w="70" w:type="dxa"/>
+              <w:bottom w:w="70" w:type="dxa"/>
+              <w:left w:w="90" w:type="dxa"/>
+              <w:right w:w="90" w:type="dxa"/>
             </w:tcMar>
           </w:tcPr>
           <w:p>
@@ -1565,14 +1565,14 @@
         </w:tc>
         <w:tc>
           <w:tcPr>
-            <w:tcW w:type="dxa" w:w="3010"/>
+            <w:tcW w:type="dxa" w:w="3202"/>
             <w:vAlign w:val="center"/>
             <w:shd w:fill="F2F5F9"/>
             <w:tcMar>
-              <w:top w:w="80" w:type="dxa"/>
-              <w:bottom w:w="80" w:type="dxa"/>
-              <w:left w:w="100" w:type="dxa"/>
-              <w:right w:w="100" w:type="dxa"/>
+              <w:top w:w="70" w:type="dxa"/>
+              <w:bottom w:w="70" w:type="dxa"/>
+              <w:left w:w="90" w:type="dxa"/>
+              <w:right w:w="90" w:type="dxa"/>
             </w:tcMar>
           </w:tcPr>
           <w:p>
@@ -1598,14 +1598,14 @@
         </w:trPr>
         <w:tc>
           <w:tcPr>
-            <w:tcW w:type="dxa" w:w="3010"/>
+            <w:tcW w:type="dxa" w:w="3202"/>
             <w:vAlign w:val="center"/>
             <w:shd w:fill="FFFFFF"/>
             <w:tcMar>
-              <w:top w:w="80" w:type="dxa"/>
-              <w:bottom w:w="80" w:type="dxa"/>
-              <w:left w:w="100" w:type="dxa"/>
-              <w:right w:w="100" w:type="dxa"/>
+              <w:top w:w="70" w:type="dxa"/>
+              <w:bottom w:w="70" w:type="dxa"/>
+              <w:left w:w="90" w:type="dxa"/>
+              <w:right w:w="90" w:type="dxa"/>
             </w:tcMar>
           </w:tcPr>
           <w:p>
@@ -1626,14 +1626,14 @@
         </w:tc>
         <w:tc>
           <w:tcPr>
-            <w:tcW w:type="dxa" w:w="3010"/>
+            <w:tcW w:type="dxa" w:w="3202"/>
             <w:vAlign w:val="center"/>
             <w:shd w:fill="FFFFFF"/>
             <w:tcMar>
-              <w:top w:w="80" w:type="dxa"/>
-              <w:bottom w:w="80" w:type="dxa"/>
-              <w:left w:w="100" w:type="dxa"/>
-              <w:right w:w="100" w:type="dxa"/>
+              <w:top w:w="70" w:type="dxa"/>
+              <w:bottom w:w="70" w:type="dxa"/>
+              <w:left w:w="90" w:type="dxa"/>
+              <w:right w:w="90" w:type="dxa"/>
             </w:tcMar>
           </w:tcPr>
           <w:p>
@@ -1653,14 +1653,14 @@
         </w:tc>
         <w:tc>
           <w:tcPr>
-            <w:tcW w:type="dxa" w:w="3010"/>
+            <w:tcW w:type="dxa" w:w="3202"/>
             <w:vAlign w:val="center"/>
             <w:shd w:fill="FFFFFF"/>
             <w:tcMar>
-              <w:top w:w="80" w:type="dxa"/>
-              <w:bottom w:w="80" w:type="dxa"/>
-              <w:left w:w="100" w:type="dxa"/>
-              <w:right w:w="100" w:type="dxa"/>
+              <w:top w:w="70" w:type="dxa"/>
+              <w:bottom w:w="70" w:type="dxa"/>
+              <w:left w:w="90" w:type="dxa"/>
+              <w:right w:w="90" w:type="dxa"/>
             </w:tcMar>
           </w:tcPr>
           <w:p>
@@ -1683,7 +1683,7 @@
     </w:tbl>
     <w:p>
       <w:pPr>
-        <w:spacing w:after="120"/>
+        <w:spacing w:after="100"/>
       </w:pPr>
     </w:p>
     <w:p>
@@ -1693,9 +1693,9 @@
       <w:r>
         <w:rPr>
           <w:color w:val="C8D2E1"/>
-          <w:sz w:val="16"/>
+          <w:sz w:val="14"/>
         </w:rPr>
-        <w:t>_________________________________________________________________________________</w:t>
+        <w:t>———————————————————————————————————————————————————————————————————————————</w:t>
       </w:r>
     </w:p>
     <w:p>
@@ -1744,9 +1744,9 @@
         </w:tblBorders>
       </w:tblPr>
       <w:tblGrid>
-        <w:gridCol w:w="3010"/>
-        <w:gridCol w:w="3010"/>
-        <w:gridCol w:w="3010"/>
+        <w:gridCol w:w="3202"/>
+        <w:gridCol w:w="3202"/>
+        <w:gridCol w:w="3202"/>
       </w:tblGrid>
       <w:tr>
         <w:trPr>
@@ -1756,7 +1756,7 @@
         </w:trPr>
         <w:tc>
           <w:tcPr>
-            <w:tcW w:type="dxa" w:w="3010"/>
+            <w:tcW w:type="dxa" w:w="3202"/>
             <w:vAlign w:val="center"/>
             <w:shd w:fill="1F3864"/>
             <w:tcMar>
@@ -1784,7 +1784,7 @@
         </w:tc>
         <w:tc>
           <w:tcPr>
-            <w:tcW w:type="dxa" w:w="3010"/>
+            <w:tcW w:type="dxa" w:w="3202"/>
             <w:vAlign w:val="center"/>
             <w:shd w:fill="1F3864"/>
             <w:tcMar>
@@ -1812,7 +1812,7 @@
         </w:tc>
         <w:tc>
           <w:tcPr>
-            <w:tcW w:type="dxa" w:w="3010"/>
+            <w:tcW w:type="dxa" w:w="3202"/>
             <w:vAlign w:val="center"/>
             <w:shd w:fill="1F3864"/>
             <w:tcMar>
@@ -1845,14 +1845,14 @@
         </w:trPr>
         <w:tc>
           <w:tcPr>
-            <w:tcW w:type="dxa" w:w="3010"/>
+            <w:tcW w:type="dxa" w:w="3202"/>
             <w:vAlign w:val="center"/>
             <w:shd w:fill="FFFFFF"/>
             <w:tcMar>
-              <w:top w:w="80" w:type="dxa"/>
-              <w:bottom w:w="80" w:type="dxa"/>
-              <w:left w:w="100" w:type="dxa"/>
-              <w:right w:w="100" w:type="dxa"/>
+              <w:top w:w="70" w:type="dxa"/>
+              <w:bottom w:w="70" w:type="dxa"/>
+              <w:left w:w="90" w:type="dxa"/>
+              <w:right w:w="90" w:type="dxa"/>
             </w:tcMar>
           </w:tcPr>
           <w:p>
@@ -1872,14 +1872,14 @@
         </w:tc>
         <w:tc>
           <w:tcPr>
-            <w:tcW w:type="dxa" w:w="3010"/>
+            <w:tcW w:type="dxa" w:w="3202"/>
             <w:vAlign w:val="center"/>
             <w:shd w:fill="FFFFFF"/>
             <w:tcMar>
-              <w:top w:w="80" w:type="dxa"/>
-              <w:bottom w:w="80" w:type="dxa"/>
-              <w:left w:w="100" w:type="dxa"/>
-              <w:right w:w="100" w:type="dxa"/>
+              <w:top w:w="70" w:type="dxa"/>
+              <w:bottom w:w="70" w:type="dxa"/>
+              <w:left w:w="90" w:type="dxa"/>
+              <w:right w:w="90" w:type="dxa"/>
             </w:tcMar>
           </w:tcPr>
           <w:p>
@@ -1916,14 +1916,14 @@
         </w:tc>
         <w:tc>
           <w:tcPr>
-            <w:tcW w:type="dxa" w:w="3010"/>
+            <w:tcW w:type="dxa" w:w="3202"/>
             <w:vAlign w:val="center"/>
             <w:shd w:fill="FFFFFF"/>
             <w:tcMar>
-              <w:top w:w="80" w:type="dxa"/>
-              <w:bottom w:w="80" w:type="dxa"/>
-              <w:left w:w="100" w:type="dxa"/>
-              <w:right w:w="100" w:type="dxa"/>
+              <w:top w:w="70" w:type="dxa"/>
+              <w:bottom w:w="70" w:type="dxa"/>
+              <w:left w:w="90" w:type="dxa"/>
+              <w:right w:w="90" w:type="dxa"/>
             </w:tcMar>
           </w:tcPr>
           <w:p>
@@ -1948,14 +1948,14 @@
         </w:trPr>
         <w:tc>
           <w:tcPr>
-            <w:tcW w:type="dxa" w:w="3010"/>
+            <w:tcW w:type="dxa" w:w="3202"/>
             <w:vAlign w:val="center"/>
             <w:shd w:fill="F2F5F9"/>
             <w:tcMar>
-              <w:top w:w="80" w:type="dxa"/>
-              <w:bottom w:w="80" w:type="dxa"/>
-              <w:left w:w="100" w:type="dxa"/>
-              <w:right w:w="100" w:type="dxa"/>
+              <w:top w:w="70" w:type="dxa"/>
+              <w:bottom w:w="70" w:type="dxa"/>
+              <w:left w:w="90" w:type="dxa"/>
+              <w:right w:w="90" w:type="dxa"/>
             </w:tcMar>
           </w:tcPr>
           <w:p>
@@ -1975,14 +1975,14 @@
         </w:tc>
         <w:tc>
           <w:tcPr>
-            <w:tcW w:type="dxa" w:w="3010"/>
+            <w:tcW w:type="dxa" w:w="3202"/>
             <w:vAlign w:val="center"/>
             <w:shd w:fill="F2F5F9"/>
             <w:tcMar>
-              <w:top w:w="80" w:type="dxa"/>
-              <w:bottom w:w="80" w:type="dxa"/>
-              <w:left w:w="100" w:type="dxa"/>
-              <w:right w:w="100" w:type="dxa"/>
+              <w:top w:w="70" w:type="dxa"/>
+              <w:bottom w:w="70" w:type="dxa"/>
+              <w:left w:w="90" w:type="dxa"/>
+              <w:right w:w="90" w:type="dxa"/>
             </w:tcMar>
           </w:tcPr>
           <w:p>
@@ -2002,14 +2002,14 @@
         </w:tc>
         <w:tc>
           <w:tcPr>
-            <w:tcW w:type="dxa" w:w="3010"/>
+            <w:tcW w:type="dxa" w:w="3202"/>
             <w:vAlign w:val="center"/>
             <w:shd w:fill="F2F5F9"/>
             <w:tcMar>
-              <w:top w:w="80" w:type="dxa"/>
-              <w:bottom w:w="80" w:type="dxa"/>
-              <w:left w:w="100" w:type="dxa"/>
-              <w:right w:w="100" w:type="dxa"/>
+              <w:top w:w="70" w:type="dxa"/>
+              <w:bottom w:w="70" w:type="dxa"/>
+              <w:left w:w="90" w:type="dxa"/>
+              <w:right w:w="90" w:type="dxa"/>
             </w:tcMar>
           </w:tcPr>
           <w:p>
@@ -2034,14 +2034,14 @@
         </w:trPr>
         <w:tc>
           <w:tcPr>
-            <w:tcW w:type="dxa" w:w="3010"/>
+            <w:tcW w:type="dxa" w:w="3202"/>
             <w:vAlign w:val="center"/>
             <w:shd w:fill="FFFFFF"/>
             <w:tcMar>
-              <w:top w:w="80" w:type="dxa"/>
-              <w:bottom w:w="80" w:type="dxa"/>
-              <w:left w:w="100" w:type="dxa"/>
-              <w:right w:w="100" w:type="dxa"/>
+              <w:top w:w="70" w:type="dxa"/>
+              <w:bottom w:w="70" w:type="dxa"/>
+              <w:left w:w="90" w:type="dxa"/>
+              <w:right w:w="90" w:type="dxa"/>
             </w:tcMar>
           </w:tcPr>
           <w:p>
@@ -2061,14 +2061,14 @@
         </w:tc>
         <w:tc>
           <w:tcPr>
-            <w:tcW w:type="dxa" w:w="3010"/>
+            <w:tcW w:type="dxa" w:w="3202"/>
             <w:vAlign w:val="center"/>
             <w:shd w:fill="FFFFFF"/>
             <w:tcMar>
-              <w:top w:w="80" w:type="dxa"/>
-              <w:bottom w:w="80" w:type="dxa"/>
-              <w:left w:w="100" w:type="dxa"/>
-              <w:right w:w="100" w:type="dxa"/>
+              <w:top w:w="70" w:type="dxa"/>
+              <w:bottom w:w="70" w:type="dxa"/>
+              <w:left w:w="90" w:type="dxa"/>
+              <w:right w:w="90" w:type="dxa"/>
             </w:tcMar>
           </w:tcPr>
           <w:p>
@@ -2088,14 +2088,14 @@
         </w:tc>
         <w:tc>
           <w:tcPr>
-            <w:tcW w:type="dxa" w:w="3010"/>
+            <w:tcW w:type="dxa" w:w="3202"/>
             <w:vAlign w:val="center"/>
             <w:shd w:fill="FFFFFF"/>
             <w:tcMar>
-              <w:top w:w="80" w:type="dxa"/>
-              <w:bottom w:w="80" w:type="dxa"/>
-              <w:left w:w="100" w:type="dxa"/>
-              <w:right w:w="100" w:type="dxa"/>
+              <w:top w:w="70" w:type="dxa"/>
+              <w:bottom w:w="70" w:type="dxa"/>
+              <w:left w:w="90" w:type="dxa"/>
+              <w:right w:w="90" w:type="dxa"/>
             </w:tcMar>
           </w:tcPr>
           <w:p>
@@ -2117,7 +2117,7 @@
     </w:tbl>
     <w:p>
       <w:pPr>
-        <w:spacing w:after="120"/>
+        <w:spacing w:after="100"/>
       </w:pPr>
     </w:p>
     <w:p>
@@ -2151,9 +2151,9 @@
         </w:tblBorders>
       </w:tblPr>
       <w:tblGrid>
-        <w:gridCol w:w="3010"/>
-        <w:gridCol w:w="3010"/>
-        <w:gridCol w:w="3010"/>
+        <w:gridCol w:w="3202"/>
+        <w:gridCol w:w="3202"/>
+        <w:gridCol w:w="3202"/>
       </w:tblGrid>
       <w:tr>
         <w:trPr>
@@ -2163,7 +2163,7 @@
         </w:trPr>
         <w:tc>
           <w:tcPr>
-            <w:tcW w:type="dxa" w:w="3010"/>
+            <w:tcW w:type="dxa" w:w="3202"/>
             <w:vAlign w:val="center"/>
             <w:shd w:fill="1F3864"/>
             <w:tcMar>
@@ -2191,7 +2191,7 @@
         </w:tc>
         <w:tc>
           <w:tcPr>
-            <w:tcW w:type="dxa" w:w="3010"/>
+            <w:tcW w:type="dxa" w:w="3202"/>
             <w:vAlign w:val="center"/>
             <w:shd w:fill="1F3864"/>
             <w:tcMar>
@@ -2219,7 +2219,7 @@
         </w:tc>
         <w:tc>
           <w:tcPr>
-            <w:tcW w:type="dxa" w:w="3010"/>
+            <w:tcW w:type="dxa" w:w="3202"/>
             <w:vAlign w:val="center"/>
             <w:shd w:fill="1F3864"/>
             <w:tcMar>
@@ -2252,14 +2252,14 @@
         </w:trPr>
         <w:tc>
           <w:tcPr>
-            <w:tcW w:type="dxa" w:w="3010"/>
+            <w:tcW w:type="dxa" w:w="3202"/>
             <w:vAlign w:val="center"/>
             <w:shd w:fill="FFFFFF"/>
             <w:tcMar>
-              <w:top w:w="80" w:type="dxa"/>
-              <w:bottom w:w="80" w:type="dxa"/>
-              <w:left w:w="100" w:type="dxa"/>
-              <w:right w:w="100" w:type="dxa"/>
+              <w:top w:w="70" w:type="dxa"/>
+              <w:bottom w:w="70" w:type="dxa"/>
+              <w:left w:w="90" w:type="dxa"/>
+              <w:right w:w="90" w:type="dxa"/>
             </w:tcMar>
           </w:tcPr>
           <w:p>
@@ -2279,14 +2279,14 @@
         </w:tc>
         <w:tc>
           <w:tcPr>
-            <w:tcW w:type="dxa" w:w="3010"/>
+            <w:tcW w:type="dxa" w:w="3202"/>
             <w:vAlign w:val="center"/>
             <w:shd w:fill="FFFFFF"/>
             <w:tcMar>
-              <w:top w:w="80" w:type="dxa"/>
-              <w:bottom w:w="80" w:type="dxa"/>
-              <w:left w:w="100" w:type="dxa"/>
-              <w:right w:w="100" w:type="dxa"/>
+              <w:top w:w="70" w:type="dxa"/>
+              <w:bottom w:w="70" w:type="dxa"/>
+              <w:left w:w="90" w:type="dxa"/>
+              <w:right w:w="90" w:type="dxa"/>
             </w:tcMar>
           </w:tcPr>
           <w:p>
@@ -2306,14 +2306,14 @@
         </w:tc>
         <w:tc>
           <w:tcPr>
-            <w:tcW w:type="dxa" w:w="3010"/>
+            <w:tcW w:type="dxa" w:w="3202"/>
             <w:vAlign w:val="center"/>
             <w:shd w:fill="FFFFFF"/>
             <w:tcMar>
-              <w:top w:w="80" w:type="dxa"/>
-              <w:bottom w:w="80" w:type="dxa"/>
-              <w:left w:w="100" w:type="dxa"/>
-              <w:right w:w="100" w:type="dxa"/>
+              <w:top w:w="70" w:type="dxa"/>
+              <w:bottom w:w="70" w:type="dxa"/>
+              <w:left w:w="90" w:type="dxa"/>
+              <w:right w:w="90" w:type="dxa"/>
             </w:tcMar>
           </w:tcPr>
           <w:p>
@@ -2338,14 +2338,14 @@
         </w:trPr>
         <w:tc>
           <w:tcPr>
-            <w:tcW w:type="dxa" w:w="3010"/>
+            <w:tcW w:type="dxa" w:w="3202"/>
             <w:vAlign w:val="center"/>
             <w:shd w:fill="F2F5F9"/>
             <w:tcMar>
-              <w:top w:w="80" w:type="dxa"/>
-              <w:bottom w:w="80" w:type="dxa"/>
-              <w:left w:w="100" w:type="dxa"/>
-              <w:right w:w="100" w:type="dxa"/>
+              <w:top w:w="70" w:type="dxa"/>
+              <w:bottom w:w="70" w:type="dxa"/>
+              <w:left w:w="90" w:type="dxa"/>
+              <w:right w:w="90" w:type="dxa"/>
             </w:tcMar>
           </w:tcPr>
           <w:p>
@@ -2365,14 +2365,14 @@
         </w:tc>
         <w:tc>
           <w:tcPr>
-            <w:tcW w:type="dxa" w:w="3010"/>
+            <w:tcW w:type="dxa" w:w="3202"/>
             <w:vAlign w:val="center"/>
             <w:shd w:fill="F2F5F9"/>
             <w:tcMar>
-              <w:top w:w="80" w:type="dxa"/>
-              <w:bottom w:w="80" w:type="dxa"/>
-              <w:left w:w="100" w:type="dxa"/>
-              <w:right w:w="100" w:type="dxa"/>
+              <w:top w:w="70" w:type="dxa"/>
+              <w:bottom w:w="70" w:type="dxa"/>
+              <w:left w:w="90" w:type="dxa"/>
+              <w:right w:w="90" w:type="dxa"/>
             </w:tcMar>
           </w:tcPr>
           <w:p>
@@ -2392,14 +2392,14 @@
         </w:tc>
         <w:tc>
           <w:tcPr>
-            <w:tcW w:type="dxa" w:w="3010"/>
+            <w:tcW w:type="dxa" w:w="3202"/>
             <w:vAlign w:val="center"/>
             <w:shd w:fill="F2F5F9"/>
             <w:tcMar>
-              <w:top w:w="80" w:type="dxa"/>
-              <w:bottom w:w="80" w:type="dxa"/>
-              <w:left w:w="100" w:type="dxa"/>
-              <w:right w:w="100" w:type="dxa"/>
+              <w:top w:w="70" w:type="dxa"/>
+              <w:bottom w:w="70" w:type="dxa"/>
+              <w:left w:w="90" w:type="dxa"/>
+              <w:right w:w="90" w:type="dxa"/>
             </w:tcMar>
           </w:tcPr>
           <w:p>
@@ -2424,14 +2424,14 @@
         </w:trPr>
         <w:tc>
           <w:tcPr>
-            <w:tcW w:type="dxa" w:w="3010"/>
+            <w:tcW w:type="dxa" w:w="3202"/>
             <w:vAlign w:val="center"/>
             <w:shd w:fill="FFFFFF"/>
             <w:tcMar>
-              <w:top w:w="80" w:type="dxa"/>
-              <w:bottom w:w="80" w:type="dxa"/>
-              <w:left w:w="100" w:type="dxa"/>
-              <w:right w:w="100" w:type="dxa"/>
+              <w:top w:w="70" w:type="dxa"/>
+              <w:bottom w:w="70" w:type="dxa"/>
+              <w:left w:w="90" w:type="dxa"/>
+              <w:right w:w="90" w:type="dxa"/>
             </w:tcMar>
           </w:tcPr>
           <w:p>
@@ -2451,14 +2451,14 @@
         </w:tc>
         <w:tc>
           <w:tcPr>
-            <w:tcW w:type="dxa" w:w="3010"/>
+            <w:tcW w:type="dxa" w:w="3202"/>
             <w:vAlign w:val="center"/>
             <w:shd w:fill="FFFFFF"/>
             <w:tcMar>
-              <w:top w:w="80" w:type="dxa"/>
-              <w:bottom w:w="80" w:type="dxa"/>
-              <w:left w:w="100" w:type="dxa"/>
-              <w:right w:w="100" w:type="dxa"/>
+              <w:top w:w="70" w:type="dxa"/>
+              <w:bottom w:w="70" w:type="dxa"/>
+              <w:left w:w="90" w:type="dxa"/>
+              <w:right w:w="90" w:type="dxa"/>
             </w:tcMar>
           </w:tcPr>
           <w:p>
@@ -2478,14 +2478,14 @@
         </w:tc>
         <w:tc>
           <w:tcPr>
-            <w:tcW w:type="dxa" w:w="3010"/>
+            <w:tcW w:type="dxa" w:w="3202"/>
             <w:vAlign w:val="center"/>
             <w:shd w:fill="FFFFFF"/>
             <w:tcMar>
-              <w:top w:w="80" w:type="dxa"/>
-              <w:bottom w:w="80" w:type="dxa"/>
-              <w:left w:w="100" w:type="dxa"/>
-              <w:right w:w="100" w:type="dxa"/>
+              <w:top w:w="70" w:type="dxa"/>
+              <w:bottom w:w="70" w:type="dxa"/>
+              <w:left w:w="90" w:type="dxa"/>
+              <w:right w:w="90" w:type="dxa"/>
             </w:tcMar>
           </w:tcPr>
           <w:p>
@@ -2507,7 +2507,7 @@
     </w:tbl>
     <w:p>
       <w:pPr>
-        <w:spacing w:after="120"/>
+        <w:spacing w:after="100"/>
       </w:pPr>
     </w:p>
     <w:p>
@@ -2541,9 +2541,9 @@
         </w:tblBorders>
       </w:tblPr>
       <w:tblGrid>
-        <w:gridCol w:w="3010"/>
-        <w:gridCol w:w="3010"/>
-        <w:gridCol w:w="3010"/>
+        <w:gridCol w:w="3202"/>
+        <w:gridCol w:w="3202"/>
+        <w:gridCol w:w="3202"/>
       </w:tblGrid>
       <w:tr>
         <w:trPr>
@@ -2553,7 +2553,7 @@
         </w:trPr>
         <w:tc>
           <w:tcPr>
-            <w:tcW w:type="dxa" w:w="3010"/>
+            <w:tcW w:type="dxa" w:w="3202"/>
             <w:vAlign w:val="center"/>
             <w:shd w:fill="1F3864"/>
             <w:tcMar>
@@ -2581,7 +2581,7 @@
         </w:tc>
         <w:tc>
           <w:tcPr>
-            <w:tcW w:type="dxa" w:w="3010"/>
+            <w:tcW w:type="dxa" w:w="3202"/>
             <w:vAlign w:val="center"/>
             <w:shd w:fill="1F3864"/>
             <w:tcMar>
@@ -2609,7 +2609,7 @@
         </w:tc>
         <w:tc>
           <w:tcPr>
-            <w:tcW w:type="dxa" w:w="3010"/>
+            <w:tcW w:type="dxa" w:w="3202"/>
             <w:vAlign w:val="center"/>
             <w:shd w:fill="1F3864"/>
             <w:tcMar>
@@ -2642,14 +2642,14 @@
         </w:trPr>
         <w:tc>
           <w:tcPr>
-            <w:tcW w:type="dxa" w:w="3010"/>
+            <w:tcW w:type="dxa" w:w="3202"/>
             <w:vAlign w:val="center"/>
             <w:shd w:fill="FFFFFF"/>
             <w:tcMar>
-              <w:top w:w="80" w:type="dxa"/>
-              <w:bottom w:w="80" w:type="dxa"/>
-              <w:left w:w="100" w:type="dxa"/>
-              <w:right w:w="100" w:type="dxa"/>
+              <w:top w:w="70" w:type="dxa"/>
+              <w:bottom w:w="70" w:type="dxa"/>
+              <w:left w:w="90" w:type="dxa"/>
+              <w:right w:w="90" w:type="dxa"/>
             </w:tcMar>
           </w:tcPr>
           <w:p>
@@ -2669,14 +2669,14 @@
         </w:tc>
         <w:tc>
           <w:tcPr>
-            <w:tcW w:type="dxa" w:w="3010"/>
+            <w:tcW w:type="dxa" w:w="3202"/>
             <w:vAlign w:val="center"/>
             <w:shd w:fill="FFFFFF"/>
             <w:tcMar>
-              <w:top w:w="80" w:type="dxa"/>
-              <w:bottom w:w="80" w:type="dxa"/>
-              <w:left w:w="100" w:type="dxa"/>
-              <w:right w:w="100" w:type="dxa"/>
+              <w:top w:w="70" w:type="dxa"/>
+              <w:bottom w:w="70" w:type="dxa"/>
+              <w:left w:w="90" w:type="dxa"/>
+              <w:right w:w="90" w:type="dxa"/>
             </w:tcMar>
           </w:tcPr>
           <w:p>
@@ -2696,14 +2696,14 @@
         </w:tc>
         <w:tc>
           <w:tcPr>
-            <w:tcW w:type="dxa" w:w="3010"/>
+            <w:tcW w:type="dxa" w:w="3202"/>
             <w:vAlign w:val="center"/>
             <w:shd w:fill="FFFFFF"/>
             <w:tcMar>
-              <w:top w:w="80" w:type="dxa"/>
-              <w:bottom w:w="80" w:type="dxa"/>
-              <w:left w:w="100" w:type="dxa"/>
-              <w:right w:w="100" w:type="dxa"/>
+              <w:top w:w="70" w:type="dxa"/>
+              <w:bottom w:w="70" w:type="dxa"/>
+              <w:left w:w="90" w:type="dxa"/>
+              <w:right w:w="90" w:type="dxa"/>
             </w:tcMar>
           </w:tcPr>
           <w:p>
@@ -2728,14 +2728,14 @@
         </w:trPr>
         <w:tc>
           <w:tcPr>
-            <w:tcW w:type="dxa" w:w="3010"/>
+            <w:tcW w:type="dxa" w:w="3202"/>
             <w:vAlign w:val="center"/>
             <w:shd w:fill="F2F5F9"/>
             <w:tcMar>
-              <w:top w:w="80" w:type="dxa"/>
-              <w:bottom w:w="80" w:type="dxa"/>
-              <w:left w:w="100" w:type="dxa"/>
-              <w:right w:w="100" w:type="dxa"/>
+              <w:top w:w="70" w:type="dxa"/>
+              <w:bottom w:w="70" w:type="dxa"/>
+              <w:left w:w="90" w:type="dxa"/>
+              <w:right w:w="90" w:type="dxa"/>
             </w:tcMar>
           </w:tcPr>
           <w:p>
@@ -2755,14 +2755,14 @@
         </w:tc>
         <w:tc>
           <w:tcPr>
-            <w:tcW w:type="dxa" w:w="3010"/>
+            <w:tcW w:type="dxa" w:w="3202"/>
             <w:vAlign w:val="center"/>
             <w:shd w:fill="F2F5F9"/>
             <w:tcMar>
-              <w:top w:w="80" w:type="dxa"/>
-              <w:bottom w:w="80" w:type="dxa"/>
-              <w:left w:w="100" w:type="dxa"/>
-              <w:right w:w="100" w:type="dxa"/>
+              <w:top w:w="70" w:type="dxa"/>
+              <w:bottom w:w="70" w:type="dxa"/>
+              <w:left w:w="90" w:type="dxa"/>
+              <w:right w:w="90" w:type="dxa"/>
             </w:tcMar>
           </w:tcPr>
           <w:p>
@@ -2782,14 +2782,14 @@
         </w:tc>
         <w:tc>
           <w:tcPr>
-            <w:tcW w:type="dxa" w:w="3010"/>
+            <w:tcW w:type="dxa" w:w="3202"/>
             <w:vAlign w:val="center"/>
             <w:shd w:fill="F2F5F9"/>
             <w:tcMar>
-              <w:top w:w="80" w:type="dxa"/>
-              <w:bottom w:w="80" w:type="dxa"/>
-              <w:left w:w="100" w:type="dxa"/>
-              <w:right w:w="100" w:type="dxa"/>
+              <w:top w:w="70" w:type="dxa"/>
+              <w:bottom w:w="70" w:type="dxa"/>
+              <w:left w:w="90" w:type="dxa"/>
+              <w:right w:w="90" w:type="dxa"/>
             </w:tcMar>
           </w:tcPr>
           <w:p>
@@ -2831,14 +2831,14 @@
         </w:trPr>
         <w:tc>
           <w:tcPr>
-            <w:tcW w:type="dxa" w:w="3010"/>
+            <w:tcW w:type="dxa" w:w="3202"/>
             <w:vAlign w:val="center"/>
             <w:shd w:fill="FFFFFF"/>
             <w:tcMar>
-              <w:top w:w="80" w:type="dxa"/>
-              <w:bottom w:w="80" w:type="dxa"/>
-              <w:left w:w="100" w:type="dxa"/>
-              <w:right w:w="100" w:type="dxa"/>
+              <w:top w:w="70" w:type="dxa"/>
+              <w:bottom w:w="70" w:type="dxa"/>
+              <w:left w:w="90" w:type="dxa"/>
+              <w:right w:w="90" w:type="dxa"/>
             </w:tcMar>
           </w:tcPr>
           <w:p>
@@ -2858,14 +2858,14 @@
         </w:tc>
         <w:tc>
           <w:tcPr>
-            <w:tcW w:type="dxa" w:w="3010"/>
+            <w:tcW w:type="dxa" w:w="3202"/>
             <w:vAlign w:val="center"/>
             <w:shd w:fill="FFFFFF"/>
             <w:tcMar>
-              <w:top w:w="80" w:type="dxa"/>
-              <w:bottom w:w="80" w:type="dxa"/>
-              <w:left w:w="100" w:type="dxa"/>
-              <w:right w:w="100" w:type="dxa"/>
+              <w:top w:w="70" w:type="dxa"/>
+              <w:bottom w:w="70" w:type="dxa"/>
+              <w:left w:w="90" w:type="dxa"/>
+              <w:right w:w="90" w:type="dxa"/>
             </w:tcMar>
           </w:tcPr>
           <w:p>
@@ -2885,14 +2885,14 @@
         </w:tc>
         <w:tc>
           <w:tcPr>
-            <w:tcW w:type="dxa" w:w="3010"/>
+            <w:tcW w:type="dxa" w:w="3202"/>
             <w:vAlign w:val="center"/>
             <w:shd w:fill="FFFFFF"/>
             <w:tcMar>
-              <w:top w:w="80" w:type="dxa"/>
-              <w:bottom w:w="80" w:type="dxa"/>
-              <w:left w:w="100" w:type="dxa"/>
-              <w:right w:w="100" w:type="dxa"/>
+              <w:top w:w="70" w:type="dxa"/>
+              <w:bottom w:w="70" w:type="dxa"/>
+              <w:left w:w="90" w:type="dxa"/>
+              <w:right w:w="90" w:type="dxa"/>
             </w:tcMar>
           </w:tcPr>
           <w:p>
@@ -2917,14 +2917,14 @@
         </w:trPr>
         <w:tc>
           <w:tcPr>
-            <w:tcW w:type="dxa" w:w="3010"/>
+            <w:tcW w:type="dxa" w:w="3202"/>
             <w:vAlign w:val="center"/>
             <w:shd w:fill="F2F5F9"/>
             <w:tcMar>
-              <w:top w:w="80" w:type="dxa"/>
-              <w:bottom w:w="80" w:type="dxa"/>
-              <w:left w:w="100" w:type="dxa"/>
-              <w:right w:w="100" w:type="dxa"/>
+              <w:top w:w="70" w:type="dxa"/>
+              <w:bottom w:w="70" w:type="dxa"/>
+              <w:left w:w="90" w:type="dxa"/>
+              <w:right w:w="90" w:type="dxa"/>
             </w:tcMar>
           </w:tcPr>
           <w:p>
@@ -2944,14 +2944,14 @@
         </w:tc>
         <w:tc>
           <w:tcPr>
-            <w:tcW w:type="dxa" w:w="3010"/>
+            <w:tcW w:type="dxa" w:w="3202"/>
             <w:vAlign w:val="center"/>
             <w:shd w:fill="F2F5F9"/>
             <w:tcMar>
-              <w:top w:w="80" w:type="dxa"/>
-              <w:bottom w:w="80" w:type="dxa"/>
-              <w:left w:w="100" w:type="dxa"/>
-              <w:right w:w="100" w:type="dxa"/>
+              <w:top w:w="70" w:type="dxa"/>
+              <w:bottom w:w="70" w:type="dxa"/>
+              <w:left w:w="90" w:type="dxa"/>
+              <w:right w:w="90" w:type="dxa"/>
             </w:tcMar>
           </w:tcPr>
           <w:p>
@@ -2971,14 +2971,14 @@
         </w:tc>
         <w:tc>
           <w:tcPr>
-            <w:tcW w:type="dxa" w:w="3010"/>
+            <w:tcW w:type="dxa" w:w="3202"/>
             <w:vAlign w:val="center"/>
             <w:shd w:fill="F2F5F9"/>
             <w:tcMar>
-              <w:top w:w="80" w:type="dxa"/>
-              <w:bottom w:w="80" w:type="dxa"/>
-              <w:left w:w="100" w:type="dxa"/>
-              <w:right w:w="100" w:type="dxa"/>
+              <w:top w:w="70" w:type="dxa"/>
+              <w:bottom w:w="70" w:type="dxa"/>
+              <w:left w:w="90" w:type="dxa"/>
+              <w:right w:w="90" w:type="dxa"/>
             </w:tcMar>
           </w:tcPr>
           <w:p>
@@ -3000,7 +3000,7 @@
     </w:tbl>
     <w:p>
       <w:pPr>
-        <w:spacing w:after="120"/>
+        <w:spacing w:after="100"/>
       </w:pPr>
     </w:p>
     <w:p>
@@ -3010,9 +3010,9 @@
       <w:r>
         <w:rPr>
           <w:color w:val="C8D2E1"/>
-          <w:sz w:val="16"/>
+          <w:sz w:val="14"/>
         </w:rPr>
-        <w:t>_________________________________________________________________________________</w:t>
+        <w:t>———————————————————————————————————————————————————————————————————————————</w:t>
       </w:r>
     </w:p>
     <w:p>
@@ -3046,11 +3046,11 @@
         </w:tblBorders>
       </w:tblPr>
       <w:tblGrid>
-        <w:gridCol w:w="1806"/>
-        <w:gridCol w:w="1806"/>
-        <w:gridCol w:w="1806"/>
-        <w:gridCol w:w="1806"/>
-        <w:gridCol w:w="1806"/>
+        <w:gridCol w:w="1921"/>
+        <w:gridCol w:w="1921"/>
+        <w:gridCol w:w="1921"/>
+        <w:gridCol w:w="1921"/>
+        <w:gridCol w:w="1921"/>
       </w:tblGrid>
       <w:tr>
         <w:trPr>
@@ -3060,7 +3060,7 @@
         </w:trPr>
         <w:tc>
           <w:tcPr>
-            <w:tcW w:type="dxa" w:w="1806"/>
+            <w:tcW w:type="dxa" w:w="1921"/>
             <w:vAlign w:val="center"/>
             <w:shd w:fill="1F3864"/>
             <w:tcMar>
@@ -3088,7 +3088,7 @@
         </w:tc>
         <w:tc>
           <w:tcPr>
-            <w:tcW w:type="dxa" w:w="1806"/>
+            <w:tcW w:type="dxa" w:w="1921"/>
             <w:vAlign w:val="center"/>
             <w:shd w:fill="1F3864"/>
             <w:tcMar>
@@ -3116,7 +3116,7 @@
         </w:tc>
         <w:tc>
           <w:tcPr>
-            <w:tcW w:type="dxa" w:w="1806"/>
+            <w:tcW w:type="dxa" w:w="1921"/>
             <w:vAlign w:val="center"/>
             <w:shd w:fill="1F3864"/>
             <w:tcMar>
@@ -3144,7 +3144,7 @@
         </w:tc>
         <w:tc>
           <w:tcPr>
-            <w:tcW w:type="dxa" w:w="1806"/>
+            <w:tcW w:type="dxa" w:w="1921"/>
             <w:vAlign w:val="center"/>
             <w:shd w:fill="1F3864"/>
             <w:tcMar>
@@ -3172,7 +3172,7 @@
         </w:tc>
         <w:tc>
           <w:tcPr>
-            <w:tcW w:type="dxa" w:w="1806"/>
+            <w:tcW w:type="dxa" w:w="1921"/>
             <w:vAlign w:val="center"/>
             <w:shd w:fill="1F3864"/>
             <w:tcMar>
@@ -3205,14 +3205,14 @@
         </w:trPr>
         <w:tc>
           <w:tcPr>
-            <w:tcW w:type="dxa" w:w="1806"/>
+            <w:tcW w:type="dxa" w:w="1921"/>
             <w:vAlign w:val="center"/>
             <w:shd w:fill="FFFFFF"/>
             <w:tcMar>
-              <w:top w:w="80" w:type="dxa"/>
-              <w:bottom w:w="80" w:type="dxa"/>
-              <w:left w:w="100" w:type="dxa"/>
-              <w:right w:w="100" w:type="dxa"/>
+              <w:top w:w="70" w:type="dxa"/>
+              <w:bottom w:w="70" w:type="dxa"/>
+              <w:left w:w="90" w:type="dxa"/>
+              <w:right w:w="90" w:type="dxa"/>
             </w:tcMar>
           </w:tcPr>
           <w:p>
@@ -3233,14 +3233,14 @@
         </w:tc>
         <w:tc>
           <w:tcPr>
-            <w:tcW w:type="dxa" w:w="1806"/>
+            <w:tcW w:type="dxa" w:w="1921"/>
             <w:vAlign w:val="center"/>
             <w:shd w:fill="FFFFFF"/>
             <w:tcMar>
-              <w:top w:w="80" w:type="dxa"/>
-              <w:bottom w:w="80" w:type="dxa"/>
-              <w:left w:w="100" w:type="dxa"/>
-              <w:right w:w="100" w:type="dxa"/>
+              <w:top w:w="70" w:type="dxa"/>
+              <w:bottom w:w="70" w:type="dxa"/>
+              <w:left w:w="90" w:type="dxa"/>
+              <w:right w:w="90" w:type="dxa"/>
             </w:tcMar>
           </w:tcPr>
           <w:p>
@@ -3260,14 +3260,14 @@
         </w:tc>
         <w:tc>
           <w:tcPr>
-            <w:tcW w:type="dxa" w:w="1806"/>
+            <w:tcW w:type="dxa" w:w="1921"/>
             <w:vAlign w:val="center"/>
             <w:shd w:fill="FFFFFF"/>
             <w:tcMar>
-              <w:top w:w="80" w:type="dxa"/>
-              <w:bottom w:w="80" w:type="dxa"/>
-              <w:left w:w="100" w:type="dxa"/>
-              <w:right w:w="100" w:type="dxa"/>
+              <w:top w:w="70" w:type="dxa"/>
+              <w:bottom w:w="70" w:type="dxa"/>
+              <w:left w:w="90" w:type="dxa"/>
+              <w:right w:w="90" w:type="dxa"/>
             </w:tcMar>
           </w:tcPr>
           <w:p>
@@ -3287,14 +3287,14 @@
         </w:tc>
         <w:tc>
           <w:tcPr>
-            <w:tcW w:type="dxa" w:w="1806"/>
+            <w:tcW w:type="dxa" w:w="1921"/>
             <w:vAlign w:val="center"/>
             <w:shd w:fill="FFFFFF"/>
             <w:tcMar>
-              <w:top w:w="80" w:type="dxa"/>
-              <w:bottom w:w="80" w:type="dxa"/>
-              <w:left w:w="100" w:type="dxa"/>
-              <w:right w:w="100" w:type="dxa"/>
+              <w:top w:w="70" w:type="dxa"/>
+              <w:bottom w:w="70" w:type="dxa"/>
+              <w:left w:w="90" w:type="dxa"/>
+              <w:right w:w="90" w:type="dxa"/>
             </w:tcMar>
           </w:tcPr>
           <w:p>
@@ -3314,14 +3314,14 @@
         </w:tc>
         <w:tc>
           <w:tcPr>
-            <w:tcW w:type="dxa" w:w="1806"/>
+            <w:tcW w:type="dxa" w:w="1921"/>
             <w:vAlign w:val="center"/>
             <w:shd w:fill="FFFFFF"/>
             <w:tcMar>
-              <w:top w:w="80" w:type="dxa"/>
-              <w:bottom w:w="80" w:type="dxa"/>
-              <w:left w:w="100" w:type="dxa"/>
-              <w:right w:w="100" w:type="dxa"/>
+              <w:top w:w="70" w:type="dxa"/>
+              <w:bottom w:w="70" w:type="dxa"/>
+              <w:left w:w="90" w:type="dxa"/>
+              <w:right w:w="90" w:type="dxa"/>
             </w:tcMar>
           </w:tcPr>
           <w:p>
@@ -3346,14 +3346,14 @@
         </w:trPr>
         <w:tc>
           <w:tcPr>
-            <w:tcW w:type="dxa" w:w="1806"/>
+            <w:tcW w:type="dxa" w:w="1921"/>
             <w:vAlign w:val="center"/>
             <w:shd w:fill="F2F5F9"/>
             <w:tcMar>
-              <w:top w:w="80" w:type="dxa"/>
-              <w:bottom w:w="80" w:type="dxa"/>
-              <w:left w:w="100" w:type="dxa"/>
-              <w:right w:w="100" w:type="dxa"/>
+              <w:top w:w="70" w:type="dxa"/>
+              <w:bottom w:w="70" w:type="dxa"/>
+              <w:left w:w="90" w:type="dxa"/>
+              <w:right w:w="90" w:type="dxa"/>
             </w:tcMar>
           </w:tcPr>
           <w:p>
@@ -3374,14 +3374,14 @@
         </w:tc>
         <w:tc>
           <w:tcPr>
-            <w:tcW w:type="dxa" w:w="1806"/>
+            <w:tcW w:type="dxa" w:w="1921"/>
             <w:vAlign w:val="center"/>
             <w:shd w:fill="F2F5F9"/>
             <w:tcMar>
-              <w:top w:w="80" w:type="dxa"/>
-              <w:bottom w:w="80" w:type="dxa"/>
-              <w:left w:w="100" w:type="dxa"/>
-              <w:right w:w="100" w:type="dxa"/>
+              <w:top w:w="70" w:type="dxa"/>
+              <w:bottom w:w="70" w:type="dxa"/>
+              <w:left w:w="90" w:type="dxa"/>
+              <w:right w:w="90" w:type="dxa"/>
             </w:tcMar>
           </w:tcPr>
           <w:p>
@@ -3401,14 +3401,14 @@
         </w:tc>
         <w:tc>
           <w:tcPr>
-            <w:tcW w:type="dxa" w:w="1806"/>
+            <w:tcW w:type="dxa" w:w="1921"/>
             <w:vAlign w:val="center"/>
             <w:shd w:fill="F2F5F9"/>
             <w:tcMar>
-              <w:top w:w="80" w:type="dxa"/>
-              <w:bottom w:w="80" w:type="dxa"/>
-              <w:left w:w="100" w:type="dxa"/>
-              <w:right w:w="100" w:type="dxa"/>
+              <w:top w:w="70" w:type="dxa"/>
+              <w:bottom w:w="70" w:type="dxa"/>
+              <w:left w:w="90" w:type="dxa"/>
+              <w:right w:w="90" w:type="dxa"/>
             </w:tcMar>
           </w:tcPr>
           <w:p>
@@ -3428,14 +3428,14 @@
         </w:tc>
         <w:tc>
           <w:tcPr>
-            <w:tcW w:type="dxa" w:w="1806"/>
+            <w:tcW w:type="dxa" w:w="1921"/>
             <w:vAlign w:val="center"/>
             <w:shd w:fill="F2F5F9"/>
             <w:tcMar>
-              <w:top w:w="80" w:type="dxa"/>
-              <w:bottom w:w="80" w:type="dxa"/>
-              <w:left w:w="100" w:type="dxa"/>
-              <w:right w:w="100" w:type="dxa"/>
+              <w:top w:w="70" w:type="dxa"/>
+              <w:bottom w:w="70" w:type="dxa"/>
+              <w:left w:w="90" w:type="dxa"/>
+              <w:right w:w="90" w:type="dxa"/>
             </w:tcMar>
           </w:tcPr>
           <w:p>
@@ -3455,14 +3455,14 @@
         </w:tc>
         <w:tc>
           <w:tcPr>
-            <w:tcW w:type="dxa" w:w="1806"/>
+            <w:tcW w:type="dxa" w:w="1921"/>
             <w:vAlign w:val="center"/>
             <w:shd w:fill="F2F5F9"/>
             <w:tcMar>
-              <w:top w:w="80" w:type="dxa"/>
-              <w:bottom w:w="80" w:type="dxa"/>
-              <w:left w:w="100" w:type="dxa"/>
-              <w:right w:w="100" w:type="dxa"/>
+              <w:top w:w="70" w:type="dxa"/>
+              <w:bottom w:w="70" w:type="dxa"/>
+              <w:left w:w="90" w:type="dxa"/>
+              <w:right w:w="90" w:type="dxa"/>
             </w:tcMar>
           </w:tcPr>
           <w:p>
@@ -3487,14 +3487,14 @@
         </w:trPr>
         <w:tc>
           <w:tcPr>
-            <w:tcW w:type="dxa" w:w="1806"/>
+            <w:tcW w:type="dxa" w:w="1921"/>
             <w:vAlign w:val="center"/>
             <w:shd w:fill="FFFFFF"/>
             <w:tcMar>
-              <w:top w:w="80" w:type="dxa"/>
-              <w:bottom w:w="80" w:type="dxa"/>
-              <w:left w:w="100" w:type="dxa"/>
-              <w:right w:w="100" w:type="dxa"/>
+              <w:top w:w="70" w:type="dxa"/>
+              <w:bottom w:w="70" w:type="dxa"/>
+              <w:left w:w="90" w:type="dxa"/>
+              <w:right w:w="90" w:type="dxa"/>
             </w:tcMar>
           </w:tcPr>
           <w:p>
@@ -3515,14 +3515,14 @@
         </w:tc>
         <w:tc>
           <w:tcPr>
-            <w:tcW w:type="dxa" w:w="1806"/>
+            <w:tcW w:type="dxa" w:w="1921"/>
             <w:vAlign w:val="center"/>
             <w:shd w:fill="FFFFFF"/>
             <w:tcMar>
-              <w:top w:w="80" w:type="dxa"/>
-              <w:bottom w:w="80" w:type="dxa"/>
-              <w:left w:w="100" w:type="dxa"/>
-              <w:right w:w="100" w:type="dxa"/>
+              <w:top w:w="70" w:type="dxa"/>
+              <w:bottom w:w="70" w:type="dxa"/>
+              <w:left w:w="90" w:type="dxa"/>
+              <w:right w:w="90" w:type="dxa"/>
             </w:tcMar>
           </w:tcPr>
           <w:p>
@@ -3542,14 +3542,14 @@
         </w:tc>
         <w:tc>
           <w:tcPr>
-            <w:tcW w:type="dxa" w:w="1806"/>
+            <w:tcW w:type="dxa" w:w="1921"/>
             <w:vAlign w:val="center"/>
             <w:shd w:fill="FFFFFF"/>
             <w:tcMar>
-              <w:top w:w="80" w:type="dxa"/>
-              <w:bottom w:w="80" w:type="dxa"/>
-              <w:left w:w="100" w:type="dxa"/>
-              <w:right w:w="100" w:type="dxa"/>
+              <w:top w:w="70" w:type="dxa"/>
+              <w:bottom w:w="70" w:type="dxa"/>
+              <w:left w:w="90" w:type="dxa"/>
+              <w:right w:w="90" w:type="dxa"/>
             </w:tcMar>
           </w:tcPr>
           <w:p>
@@ -3569,14 +3569,14 @@
         </w:tc>
         <w:tc>
           <w:tcPr>
-            <w:tcW w:type="dxa" w:w="1806"/>
+            <w:tcW w:type="dxa" w:w="1921"/>
             <w:vAlign w:val="center"/>
             <w:shd w:fill="FFFFFF"/>
             <w:tcMar>
-              <w:top w:w="80" w:type="dxa"/>
-              <w:bottom w:w="80" w:type="dxa"/>
-              <w:left w:w="100" w:type="dxa"/>
-              <w:right w:w="100" w:type="dxa"/>
+              <w:top w:w="70" w:type="dxa"/>
+              <w:bottom w:w="70" w:type="dxa"/>
+              <w:left w:w="90" w:type="dxa"/>
+              <w:right w:w="90" w:type="dxa"/>
             </w:tcMar>
           </w:tcPr>
           <w:p>
@@ -3596,14 +3596,14 @@
         </w:tc>
         <w:tc>
           <w:tcPr>
-            <w:tcW w:type="dxa" w:w="1806"/>
+            <w:tcW w:type="dxa" w:w="1921"/>
             <w:vAlign w:val="center"/>
             <w:shd w:fill="FFFFFF"/>
             <w:tcMar>
-              <w:top w:w="80" w:type="dxa"/>
-              <w:bottom w:w="80" w:type="dxa"/>
-              <w:left w:w="100" w:type="dxa"/>
-              <w:right w:w="100" w:type="dxa"/>
+              <w:top w:w="70" w:type="dxa"/>
+              <w:bottom w:w="70" w:type="dxa"/>
+              <w:left w:w="90" w:type="dxa"/>
+              <w:right w:w="90" w:type="dxa"/>
             </w:tcMar>
           </w:tcPr>
           <w:p>
@@ -3628,14 +3628,14 @@
         </w:trPr>
         <w:tc>
           <w:tcPr>
-            <w:tcW w:type="dxa" w:w="1806"/>
+            <w:tcW w:type="dxa" w:w="1921"/>
             <w:vAlign w:val="center"/>
             <w:shd w:fill="F2F5F9"/>
             <w:tcMar>
-              <w:top w:w="80" w:type="dxa"/>
-              <w:bottom w:w="80" w:type="dxa"/>
-              <w:left w:w="100" w:type="dxa"/>
-              <w:right w:w="100" w:type="dxa"/>
+              <w:top w:w="70" w:type="dxa"/>
+              <w:bottom w:w="70" w:type="dxa"/>
+              <w:left w:w="90" w:type="dxa"/>
+              <w:right w:w="90" w:type="dxa"/>
             </w:tcMar>
           </w:tcPr>
           <w:p>
@@ -3656,14 +3656,14 @@
         </w:tc>
         <w:tc>
           <w:tcPr>
-            <w:tcW w:type="dxa" w:w="1806"/>
+            <w:tcW w:type="dxa" w:w="1921"/>
             <w:vAlign w:val="center"/>
             <w:shd w:fill="F2F5F9"/>
             <w:tcMar>
-              <w:top w:w="80" w:type="dxa"/>
-              <w:bottom w:w="80" w:type="dxa"/>
-              <w:left w:w="100" w:type="dxa"/>
-              <w:right w:w="100" w:type="dxa"/>
+              <w:top w:w="70" w:type="dxa"/>
+              <w:bottom w:w="70" w:type="dxa"/>
+              <w:left w:w="90" w:type="dxa"/>
+              <w:right w:w="90" w:type="dxa"/>
             </w:tcMar>
           </w:tcPr>
           <w:p>
@@ -3683,14 +3683,14 @@
         </w:tc>
         <w:tc>
           <w:tcPr>
-            <w:tcW w:type="dxa" w:w="1806"/>
+            <w:tcW w:type="dxa" w:w="1921"/>
             <w:vAlign w:val="center"/>
             <w:shd w:fill="F2F5F9"/>
             <w:tcMar>
-              <w:top w:w="80" w:type="dxa"/>
-              <w:bottom w:w="80" w:type="dxa"/>
-              <w:left w:w="100" w:type="dxa"/>
-              <w:right w:w="100" w:type="dxa"/>
+              <w:top w:w="70" w:type="dxa"/>
+              <w:bottom w:w="70" w:type="dxa"/>
+              <w:left w:w="90" w:type="dxa"/>
+              <w:right w:w="90" w:type="dxa"/>
             </w:tcMar>
           </w:tcPr>
           <w:p>
@@ -3710,14 +3710,14 @@
         </w:tc>
         <w:tc>
           <w:tcPr>
-            <w:tcW w:type="dxa" w:w="1806"/>
+            <w:tcW w:type="dxa" w:w="1921"/>
             <w:vAlign w:val="center"/>
             <w:shd w:fill="F2F5F9"/>
             <w:tcMar>
-              <w:top w:w="80" w:type="dxa"/>
-              <w:bottom w:w="80" w:type="dxa"/>
-              <w:left w:w="100" w:type="dxa"/>
-              <w:right w:w="100" w:type="dxa"/>
+              <w:top w:w="70" w:type="dxa"/>
+              <w:bottom w:w="70" w:type="dxa"/>
+              <w:left w:w="90" w:type="dxa"/>
+              <w:right w:w="90" w:type="dxa"/>
             </w:tcMar>
           </w:tcPr>
           <w:p>
@@ -3737,14 +3737,14 @@
         </w:tc>
         <w:tc>
           <w:tcPr>
-            <w:tcW w:type="dxa" w:w="1806"/>
+            <w:tcW w:type="dxa" w:w="1921"/>
             <w:vAlign w:val="center"/>
             <w:shd w:fill="F2F5F9"/>
             <w:tcMar>
-              <w:top w:w="80" w:type="dxa"/>
-              <w:bottom w:w="80" w:type="dxa"/>
-              <w:left w:w="100" w:type="dxa"/>
-              <w:right w:w="100" w:type="dxa"/>
+              <w:top w:w="70" w:type="dxa"/>
+              <w:bottom w:w="70" w:type="dxa"/>
+              <w:left w:w="90" w:type="dxa"/>
+              <w:right w:w="90" w:type="dxa"/>
             </w:tcMar>
           </w:tcPr>
           <w:p>
@@ -3766,7 +3766,7 @@
     </w:tbl>
     <w:p>
       <w:pPr>
-        <w:spacing w:after="120"/>
+        <w:spacing w:after="100"/>
       </w:pPr>
     </w:p>
     <w:p>
@@ -3776,9 +3776,9 @@
       <w:r>
         <w:rPr>
           <w:color w:val="C8D2E1"/>
-          <w:sz w:val="16"/>
+          <w:sz w:val="14"/>
         </w:rPr>
-        <w:t>_________________________________________________________________________________</w:t>
+        <w:t>———————————————————————————————————————————————————————————————————————————</w:t>
       </w:r>
     </w:p>
     <w:p>
@@ -3812,11 +3812,11 @@
         </w:tblBorders>
       </w:tblPr>
       <w:tblGrid>
-        <w:gridCol w:w="1806"/>
-        <w:gridCol w:w="1806"/>
-        <w:gridCol w:w="1806"/>
-        <w:gridCol w:w="1806"/>
-        <w:gridCol w:w="1806"/>
+        <w:gridCol w:w="1921"/>
+        <w:gridCol w:w="1921"/>
+        <w:gridCol w:w="1921"/>
+        <w:gridCol w:w="1921"/>
+        <w:gridCol w:w="1921"/>
       </w:tblGrid>
       <w:tr>
         <w:trPr>
@@ -3826,7 +3826,7 @@
         </w:trPr>
         <w:tc>
           <w:tcPr>
-            <w:tcW w:type="dxa" w:w="1806"/>
+            <w:tcW w:type="dxa" w:w="1921"/>
             <w:vAlign w:val="center"/>
             <w:shd w:fill="1F3864"/>
             <w:tcMar>
@@ -3854,7 +3854,7 @@
         </w:tc>
         <w:tc>
           <w:tcPr>
-            <w:tcW w:type="dxa" w:w="1806"/>
+            <w:tcW w:type="dxa" w:w="1921"/>
             <w:vAlign w:val="center"/>
             <w:shd w:fill="1F3864"/>
             <w:tcMar>
@@ -3882,7 +3882,7 @@
         </w:tc>
         <w:tc>
           <w:tcPr>
-            <w:tcW w:type="dxa" w:w="1806"/>
+            <w:tcW w:type="dxa" w:w="1921"/>
             <w:vAlign w:val="center"/>
             <w:shd w:fill="1F3864"/>
             <w:tcMar>
@@ -3910,7 +3910,7 @@
         </w:tc>
         <w:tc>
           <w:tcPr>
-            <w:tcW w:type="dxa" w:w="1806"/>
+            <w:tcW w:type="dxa" w:w="1921"/>
             <w:vAlign w:val="center"/>
             <w:shd w:fill="1F3864"/>
             <w:tcMar>
@@ -3938,7 +3938,7 @@
         </w:tc>
         <w:tc>
           <w:tcPr>
-            <w:tcW w:type="dxa" w:w="1806"/>
+            <w:tcW w:type="dxa" w:w="1921"/>
             <w:vAlign w:val="center"/>
             <w:shd w:fill="1F3864"/>
             <w:tcMar>
@@ -3971,14 +3971,14 @@
         </w:trPr>
         <w:tc>
           <w:tcPr>
-            <w:tcW w:type="dxa" w:w="1806"/>
+            <w:tcW w:type="dxa" w:w="1921"/>
             <w:vAlign w:val="center"/>
             <w:shd w:fill="FFFFFF"/>
             <w:tcMar>
-              <w:top w:w="80" w:type="dxa"/>
-              <w:bottom w:w="80" w:type="dxa"/>
-              <w:left w:w="100" w:type="dxa"/>
-              <w:right w:w="100" w:type="dxa"/>
+              <w:top w:w="70" w:type="dxa"/>
+              <w:bottom w:w="70" w:type="dxa"/>
+              <w:left w:w="90" w:type="dxa"/>
+              <w:right w:w="90" w:type="dxa"/>
             </w:tcMar>
           </w:tcPr>
           <w:p>
@@ -3999,14 +3999,14 @@
         </w:tc>
         <w:tc>
           <w:tcPr>
-            <w:tcW w:type="dxa" w:w="1806"/>
+            <w:tcW w:type="dxa" w:w="1921"/>
             <w:vAlign w:val="center"/>
             <w:shd w:fill="FFFFFF"/>
             <w:tcMar>
-              <w:top w:w="80" w:type="dxa"/>
-              <w:bottom w:w="80" w:type="dxa"/>
-              <w:left w:w="100" w:type="dxa"/>
-              <w:right w:w="100" w:type="dxa"/>
+              <w:top w:w="70" w:type="dxa"/>
+              <w:bottom w:w="70" w:type="dxa"/>
+              <w:left w:w="90" w:type="dxa"/>
+              <w:right w:w="90" w:type="dxa"/>
             </w:tcMar>
           </w:tcPr>
           <w:p>
@@ -4026,14 +4026,14 @@
         </w:tc>
         <w:tc>
           <w:tcPr>
-            <w:tcW w:type="dxa" w:w="1806"/>
+            <w:tcW w:type="dxa" w:w="1921"/>
             <w:vAlign w:val="center"/>
             <w:shd w:fill="FFFFFF"/>
             <w:tcMar>
-              <w:top w:w="80" w:type="dxa"/>
-              <w:bottom w:w="80" w:type="dxa"/>
-              <w:left w:w="100" w:type="dxa"/>
-              <w:right w:w="100" w:type="dxa"/>
+              <w:top w:w="70" w:type="dxa"/>
+              <w:bottom w:w="70" w:type="dxa"/>
+              <w:left w:w="90" w:type="dxa"/>
+              <w:right w:w="90" w:type="dxa"/>
             </w:tcMar>
           </w:tcPr>
           <w:p>
@@ -4053,14 +4053,14 @@
         </w:tc>
         <w:tc>
           <w:tcPr>
-            <w:tcW w:type="dxa" w:w="1806"/>
+            <w:tcW w:type="dxa" w:w="1921"/>
             <w:vAlign w:val="center"/>
             <w:shd w:fill="FFFFFF"/>
             <w:tcMar>
-              <w:top w:w="80" w:type="dxa"/>
-              <w:bottom w:w="80" w:type="dxa"/>
-              <w:left w:w="100" w:type="dxa"/>
-              <w:right w:w="100" w:type="dxa"/>
+              <w:top w:w="70" w:type="dxa"/>
+              <w:bottom w:w="70" w:type="dxa"/>
+              <w:left w:w="90" w:type="dxa"/>
+              <w:right w:w="90" w:type="dxa"/>
             </w:tcMar>
           </w:tcPr>
           <w:p>
@@ -4080,14 +4080,14 @@
         </w:tc>
         <w:tc>
           <w:tcPr>
-            <w:tcW w:type="dxa" w:w="1806"/>
+            <w:tcW w:type="dxa" w:w="1921"/>
             <w:vAlign w:val="center"/>
             <w:shd w:fill="FFFFFF"/>
             <w:tcMar>
-              <w:top w:w="80" w:type="dxa"/>
-              <w:bottom w:w="80" w:type="dxa"/>
-              <w:left w:w="100" w:type="dxa"/>
-              <w:right w:w="100" w:type="dxa"/>
+              <w:top w:w="70" w:type="dxa"/>
+              <w:bottom w:w="70" w:type="dxa"/>
+              <w:left w:w="90" w:type="dxa"/>
+              <w:right w:w="90" w:type="dxa"/>
             </w:tcMar>
           </w:tcPr>
           <w:p>
@@ -4112,14 +4112,14 @@
         </w:trPr>
         <w:tc>
           <w:tcPr>
-            <w:tcW w:type="dxa" w:w="1806"/>
+            <w:tcW w:type="dxa" w:w="1921"/>
             <w:vAlign w:val="center"/>
             <w:shd w:fill="F2F5F9"/>
             <w:tcMar>
-              <w:top w:w="80" w:type="dxa"/>
-              <w:bottom w:w="80" w:type="dxa"/>
-              <w:left w:w="100" w:type="dxa"/>
-              <w:right w:w="100" w:type="dxa"/>
+              <w:top w:w="70" w:type="dxa"/>
+              <w:bottom w:w="70" w:type="dxa"/>
+              <w:left w:w="90" w:type="dxa"/>
+              <w:right w:w="90" w:type="dxa"/>
             </w:tcMar>
           </w:tcPr>
           <w:p>
@@ -4140,14 +4140,14 @@
         </w:tc>
         <w:tc>
           <w:tcPr>
-            <w:tcW w:type="dxa" w:w="1806"/>
+            <w:tcW w:type="dxa" w:w="1921"/>
             <w:vAlign w:val="center"/>
             <w:shd w:fill="F2F5F9"/>
             <w:tcMar>
-              <w:top w:w="80" w:type="dxa"/>
-              <w:bottom w:w="80" w:type="dxa"/>
-              <w:left w:w="100" w:type="dxa"/>
-              <w:right w:w="100" w:type="dxa"/>
+              <w:top w:w="70" w:type="dxa"/>
+              <w:bottom w:w="70" w:type="dxa"/>
+              <w:left w:w="90" w:type="dxa"/>
+              <w:right w:w="90" w:type="dxa"/>
             </w:tcMar>
           </w:tcPr>
           <w:p>
@@ -4167,14 +4167,14 @@
         </w:tc>
         <w:tc>
           <w:tcPr>
-            <w:tcW w:type="dxa" w:w="1806"/>
+            <w:tcW w:type="dxa" w:w="1921"/>
             <w:vAlign w:val="center"/>
             <w:shd w:fill="F2F5F9"/>
             <w:tcMar>
-              <w:top w:w="80" w:type="dxa"/>
-              <w:bottom w:w="80" w:type="dxa"/>
-              <w:left w:w="100" w:type="dxa"/>
-              <w:right w:w="100" w:type="dxa"/>
+              <w:top w:w="70" w:type="dxa"/>
+              <w:bottom w:w="70" w:type="dxa"/>
+              <w:left w:w="90" w:type="dxa"/>
+              <w:right w:w="90" w:type="dxa"/>
             </w:tcMar>
           </w:tcPr>
           <w:p>
@@ -4194,14 +4194,14 @@
         </w:tc>
         <w:tc>
           <w:tcPr>
-            <w:tcW w:type="dxa" w:w="1806"/>
+            <w:tcW w:type="dxa" w:w="1921"/>
             <w:vAlign w:val="center"/>
             <w:shd w:fill="F2F5F9"/>
             <w:tcMar>
-              <w:top w:w="80" w:type="dxa"/>
-              <w:bottom w:w="80" w:type="dxa"/>
-              <w:left w:w="100" w:type="dxa"/>
-              <w:right w:w="100" w:type="dxa"/>
+              <w:top w:w="70" w:type="dxa"/>
+              <w:bottom w:w="70" w:type="dxa"/>
+              <w:left w:w="90" w:type="dxa"/>
+              <w:right w:w="90" w:type="dxa"/>
             </w:tcMar>
           </w:tcPr>
           <w:p>
@@ -4221,14 +4221,14 @@
         </w:tc>
         <w:tc>
           <w:tcPr>
-            <w:tcW w:type="dxa" w:w="1806"/>
+            <w:tcW w:type="dxa" w:w="1921"/>
             <w:vAlign w:val="center"/>
             <w:shd w:fill="F2F5F9"/>
             <w:tcMar>
-              <w:top w:w="80" w:type="dxa"/>
-              <w:bottom w:w="80" w:type="dxa"/>
-              <w:left w:w="100" w:type="dxa"/>
-              <w:right w:w="100" w:type="dxa"/>
+              <w:top w:w="70" w:type="dxa"/>
+              <w:bottom w:w="70" w:type="dxa"/>
+              <w:left w:w="90" w:type="dxa"/>
+              <w:right w:w="90" w:type="dxa"/>
             </w:tcMar>
           </w:tcPr>
           <w:p>
@@ -4253,14 +4253,14 @@
         </w:trPr>
         <w:tc>
           <w:tcPr>
-            <w:tcW w:type="dxa" w:w="1806"/>
+            <w:tcW w:type="dxa" w:w="1921"/>
             <w:vAlign w:val="center"/>
             <w:shd w:fill="FFFFFF"/>
             <w:tcMar>
-              <w:top w:w="80" w:type="dxa"/>
-              <w:bottom w:w="80" w:type="dxa"/>
-              <w:left w:w="100" w:type="dxa"/>
-              <w:right w:w="100" w:type="dxa"/>
+              <w:top w:w="70" w:type="dxa"/>
+              <w:bottom w:w="70" w:type="dxa"/>
+              <w:left w:w="90" w:type="dxa"/>
+              <w:right w:w="90" w:type="dxa"/>
             </w:tcMar>
           </w:tcPr>
           <w:p>
@@ -4281,14 +4281,14 @@
         </w:tc>
         <w:tc>
           <w:tcPr>
-            <w:tcW w:type="dxa" w:w="1806"/>
+            <w:tcW w:type="dxa" w:w="1921"/>
             <w:vAlign w:val="center"/>
             <w:shd w:fill="FFFFFF"/>
             <w:tcMar>
-              <w:top w:w="80" w:type="dxa"/>
-              <w:bottom w:w="80" w:type="dxa"/>
-              <w:left w:w="100" w:type="dxa"/>
-              <w:right w:w="100" w:type="dxa"/>
+              <w:top w:w="70" w:type="dxa"/>
+              <w:bottom w:w="70" w:type="dxa"/>
+              <w:left w:w="90" w:type="dxa"/>
+              <w:right w:w="90" w:type="dxa"/>
             </w:tcMar>
           </w:tcPr>
           <w:p>
@@ -4308,14 +4308,14 @@
         </w:tc>
         <w:tc>
           <w:tcPr>
-            <w:tcW w:type="dxa" w:w="1806"/>
+            <w:tcW w:type="dxa" w:w="1921"/>
             <w:vAlign w:val="center"/>
             <w:shd w:fill="FFFFFF"/>
             <w:tcMar>
-              <w:top w:w="80" w:type="dxa"/>
-              <w:bottom w:w="80" w:type="dxa"/>
-              <w:left w:w="100" w:type="dxa"/>
-              <w:right w:w="100" w:type="dxa"/>
+              <w:top w:w="70" w:type="dxa"/>
+              <w:bottom w:w="70" w:type="dxa"/>
+              <w:left w:w="90" w:type="dxa"/>
+              <w:right w:w="90" w:type="dxa"/>
             </w:tcMar>
           </w:tcPr>
           <w:p>
@@ -4335,14 +4335,14 @@
         </w:tc>
         <w:tc>
           <w:tcPr>
-            <w:tcW w:type="dxa" w:w="1806"/>
+            <w:tcW w:type="dxa" w:w="1921"/>
             <w:vAlign w:val="center"/>
             <w:shd w:fill="FFFFFF"/>
             <w:tcMar>
-              <w:top w:w="80" w:type="dxa"/>
-              <w:bottom w:w="80" w:type="dxa"/>
-              <w:left w:w="100" w:type="dxa"/>
-              <w:right w:w="100" w:type="dxa"/>
+              <w:top w:w="70" w:type="dxa"/>
+              <w:bottom w:w="70" w:type="dxa"/>
+              <w:left w:w="90" w:type="dxa"/>
+              <w:right w:w="90" w:type="dxa"/>
             </w:tcMar>
           </w:tcPr>
           <w:p>
@@ -4362,14 +4362,14 @@
         </w:tc>
         <w:tc>
           <w:tcPr>
-            <w:tcW w:type="dxa" w:w="1806"/>
+            <w:tcW w:type="dxa" w:w="1921"/>
             <w:vAlign w:val="center"/>
             <w:shd w:fill="FFFFFF"/>
             <w:tcMar>
-              <w:top w:w="80" w:type="dxa"/>
-              <w:bottom w:w="80" w:type="dxa"/>
-              <w:left w:w="100" w:type="dxa"/>
-              <w:right w:w="100" w:type="dxa"/>
+              <w:top w:w="70" w:type="dxa"/>
+              <w:bottom w:w="70" w:type="dxa"/>
+              <w:left w:w="90" w:type="dxa"/>
+              <w:right w:w="90" w:type="dxa"/>
             </w:tcMar>
           </w:tcPr>
           <w:p>
@@ -4391,7 +4391,7 @@
     </w:tbl>
     <w:p>
       <w:pPr>
-        <w:spacing w:after="120"/>
+        <w:spacing w:after="100"/>
       </w:pPr>
     </w:p>
     <w:p>
@@ -4401,9 +4401,9 @@
       <w:r>
         <w:rPr>
           <w:color w:val="C8D2E1"/>
-          <w:sz w:val="16"/>
+          <w:sz w:val="14"/>
         </w:rPr>
-        <w:t>_________________________________________________________________________________</w:t>
+        <w:t>———————————————————————————————————————————————————————————————————————————</w:t>
       </w:r>
     </w:p>
     <w:p>
@@ -4435,13 +4435,53 @@
       </w:r>
     </w:p>
     <w:sectPr>
+      <w:headerReference w:type="default" r:id="rId9"/>
+      <w:footerReference w:type="default" r:id="rId10"/>
       <w:pgSz w:w="11909" w:h="16834"/>
-      <w:pgMar w:top="1440" w:right="1440" w:bottom="1440" w:left="1440" w:header="720" w:footer="720" w:gutter="0"/>
+      <w:pgMar w:top="1152" w:right="1152" w:bottom="1152" w:left="1152" w:header="720" w:footer="720" w:gutter="0"/>
       <w:cols w:space="720"/>
       <w:docGrid w:linePitch="360"/>
     </w:sectPr>
   </w:body>
 </w:document>
+</file>
+
+<file path=word/footer1.xml><?xml version="1.0" encoding="utf-8"?>
+<w:ftr xmlns:m="http://schemas.openxmlformats.org/officeDocument/2006/math" xmlns:mc="http://schemas.openxmlformats.org/markup-compatibility/2006" xmlns:mo="http://schemas.microsoft.com/office/mac/office/2008/main" xmlns:mv="urn:schemas-microsoft-com:mac:vml" xmlns:o="urn:schemas-microsoft-com:office:office" xmlns:r="http://schemas.openxmlformats.org/officeDocument/2006/relationships" xmlns:v="urn:schemas-microsoft-com:vml" xmlns:w10="urn:schemas-microsoft-com:office:word" xmlns:w14="http://schemas.microsoft.com/office/word/2010/wordml" xmlns:w="http://schemas.openxmlformats.org/wordprocessingml/2006/main" xmlns:wne="http://schemas.microsoft.com/office/word/2006/wordml" xmlns:wp14="http://schemas.microsoft.com/office/word/2010/wordprocessingDrawing" xmlns:wp="http://schemas.openxmlformats.org/drawingml/2006/wordprocessingDrawing" xmlns:wpc="http://schemas.microsoft.com/office/word/2010/wordprocessingCanvas" xmlns:wpg="http://schemas.microsoft.com/office/word/2010/wordprocessingGroup" xmlns:wpi="http://schemas.microsoft.com/office/word/2010/wordprocessingInk" xmlns:wps="http://schemas.microsoft.com/office/word/2010/wordprocessingShape" mc:Ignorable="w14 wp14">
+  <w:p>
+    <w:pPr>
+      <w:pStyle w:val="Footer"/>
+      <w:jc w:val="left"/>
+    </w:pPr>
+    <w:r>
+      <w:rPr>
+        <w:rFonts w:ascii="Calibri" w:hAnsi="Calibri"/>
+        <w:color w:val="646464"/>
+        <w:sz w:val="17"/>
+      </w:rPr>
+      <w:t>Buku Kurikulum KPT-OBE SISTEKIN 2026  |  FSTI Universitas Widyagama Malang</w:t>
+    </w:r>
+  </w:p>
+</w:ftr>
+</file>
+
+<file path=word/header1.xml><?xml version="1.0" encoding="utf-8"?>
+<w:hdr xmlns:m="http://schemas.openxmlformats.org/officeDocument/2006/math" xmlns:mc="http://schemas.openxmlformats.org/markup-compatibility/2006" xmlns:mo="http://schemas.microsoft.com/office/mac/office/2008/main" xmlns:mv="urn:schemas-microsoft-com:mac:vml" xmlns:o="urn:schemas-microsoft-com:office:office" xmlns:r="http://schemas.openxmlformats.org/officeDocument/2006/relationships" xmlns:v="urn:schemas-microsoft-com:vml" xmlns:w10="urn:schemas-microsoft-com:office:word" xmlns:w14="http://schemas.microsoft.com/office/word/2010/wordml" xmlns:w="http://schemas.openxmlformats.org/wordprocessingml/2006/main" xmlns:wne="http://schemas.microsoft.com/office/word/2006/wordml" xmlns:wp14="http://schemas.microsoft.com/office/word/2010/wordprocessingDrawing" xmlns:wp="http://schemas.openxmlformats.org/drawingml/2006/wordprocessingDrawing" xmlns:wpc="http://schemas.microsoft.com/office/word/2010/wordprocessingCanvas" xmlns:wpg="http://schemas.microsoft.com/office/word/2010/wordprocessingGroup" xmlns:wpi="http://schemas.microsoft.com/office/word/2010/wordprocessingInk" xmlns:wps="http://schemas.microsoft.com/office/word/2010/wordprocessingShape" mc:Ignorable="w14 wp14">
+  <w:p>
+    <w:pPr>
+      <w:pStyle w:val="Header"/>
+      <w:jc w:val="right"/>
+    </w:pPr>
+    <w:r>
+      <w:rPr>
+        <w:rFonts w:ascii="Calibri" w:hAnsi="Calibri"/>
+        <w:color w:val="646464"/>
+        <w:sz w:val="17"/>
+      </w:rPr>
+      <w:t>PROGRAM STUDI SISTEM DAN TEKNOLOGI INFORMASI (SISTEKIN) — FSTI UWG</w:t>
+    </w:r>
+  </w:p>
+</w:hdr>
 </file>
 
 <file path=word/numbering.xml><?xml version="1.0" encoding="utf-8"?>
